--- a/docs/word/05 - Arquitetura.docx
+++ b/docs/word/05 - Arquitetura.docx
@@ -92,7 +92,7 @@
           <w:sz w:val="22"/>
           <w:szCs w:val="22"/>
         </w:rPr>
-        <w:t xml:space="preserve">Atualizado em 17 de outubro de 2026</w:t>
+        <w:t xml:space="preserve">Atualizado em 23 de outubro de 2026</w:t>
       </w:r>
     </w:p>
     <w:p>
@@ -118,11 +118,11 @@
       <w:pPr>
         <w:pStyle w:val="Heading1"/>
       </w:pPr>
-      <w:bookmarkStart w:name="_Toc45" w:id="45"/>
+      <w:bookmarkStart w:name="_Toc48" w:id="48"/>
       <w:r>
         <w:t xml:space="preserve">Sumário</w:t>
       </w:r>
-      <w:bookmarkEnd w:id="45"/>
+      <w:bookmarkEnd w:id="48"/>
     </w:p>
     <w:p>
       <w:r>
@@ -153,7 +153,7 @@
             <w:instrText xml:space="preserve">TOC \h \o "1-2"</w:instrText>
             <w:fldChar w:fldCharType="separate"/>
           </w:r>
-          <w:hyperlink w:history="1" w:anchor="_Toc45">
+          <w:hyperlink w:history="1" w:anchor="_Toc48">
             <w:r>
               <w:t xml:space="preserve">Sumário</w:t>
             </w:r>
@@ -162,7 +162,7 @@
             </w:r>
             <w:r>
               <w:fldChar w:fldCharType="begin" w:dirty="true"/>
-              <w:instrText xml:space="preserve">PAGEREF _Toc45 \h</w:instrText>
+              <w:instrText xml:space="preserve">PAGEREF _Toc48 \h</w:instrText>
               <w:fldChar w:fldCharType="separate"/>
               <w:fldChar w:fldCharType="end"/>
             </w:r>
@@ -175,78 +175,9 @@
               <w:tab w:val="right" w:pos="9638" w:leader="dot"/>
             </w:tabs>
           </w:pPr>
-          <w:hyperlink w:history="1" w:anchor="_Toc46">
+          <w:hyperlink w:history="1" w:anchor="_Toc49">
             <w:r>
               <w:t xml:space="preserve">Arquitetura</w:t>
-            </w:r>
-            <w:r>
-              <w:tab/>
-            </w:r>
-            <w:r>
-              <w:fldChar w:fldCharType="begin" w:dirty="true"/>
-              <w:instrText xml:space="preserve">PAGEREF _Toc46 \h</w:instrText>
-              <w:fldChar w:fldCharType="separate"/>
-              <w:fldChar w:fldCharType="end"/>
-            </w:r>
-          </w:hyperlink>
-        </w:p>
-        <w:p>
-          <w:pPr>
-            <w:pStyle w:val="TOC2"/>
-            <w:tabs>
-              <w:tab w:val="right" w:pos="9638" w:leader="dot"/>
-            </w:tabs>
-            <w:ind w:left="220"/>
-          </w:pPr>
-          <w:hyperlink w:history="1" w:anchor="_Toc47">
-            <w:r>
-              <w:t xml:space="preserve">Onde cada peça está</w:t>
-            </w:r>
-            <w:r>
-              <w:tab/>
-            </w:r>
-            <w:r>
-              <w:fldChar w:fldCharType="begin" w:dirty="true"/>
-              <w:instrText xml:space="preserve">PAGEREF _Toc47 \h</w:instrText>
-              <w:fldChar w:fldCharType="separate"/>
-              <w:fldChar w:fldCharType="end"/>
-            </w:r>
-          </w:hyperlink>
-        </w:p>
-        <w:p>
-          <w:pPr>
-            <w:pStyle w:val="TOC2"/>
-            <w:tabs>
-              <w:tab w:val="right" w:pos="9638" w:leader="dot"/>
-            </w:tabs>
-            <w:ind w:left="220"/>
-          </w:pPr>
-          <w:hyperlink w:history="1" w:anchor="_Toc48">
-            <w:r>
-              <w:t xml:space="preserve">Como as peças se ligam</w:t>
-            </w:r>
-            <w:r>
-              <w:tab/>
-            </w:r>
-            <w:r>
-              <w:fldChar w:fldCharType="begin" w:dirty="true"/>
-              <w:instrText xml:space="preserve">PAGEREF _Toc48 \h</w:instrText>
-              <w:fldChar w:fldCharType="separate"/>
-              <w:fldChar w:fldCharType="end"/>
-            </w:r>
-          </w:hyperlink>
-        </w:p>
-        <w:p>
-          <w:pPr>
-            <w:pStyle w:val="TOC2"/>
-            <w:tabs>
-              <w:tab w:val="right" w:pos="9638" w:leader="dot"/>
-            </w:tabs>
-            <w:ind w:left="220"/>
-          </w:pPr>
-          <w:hyperlink w:history="1" w:anchor="_Toc49">
-            <w:r>
-              <w:t xml:space="preserve">Rotas do painel (Vercel)</w:t>
             </w:r>
             <w:r>
               <w:tab/>
@@ -269,7 +200,7 @@
           </w:pPr>
           <w:hyperlink w:history="1" w:anchor="_Toc50">
             <w:r>
-              <w:t xml:space="preserve">APIs do CNN usadas</w:t>
+              <w:t xml:space="preserve">Onde cada peça está</w:t>
             </w:r>
             <w:r>
               <w:tab/>
@@ -292,7 +223,7 @@
           </w:pPr>
           <w:hyperlink w:history="1" w:anchor="_Toc51">
             <w:r>
-              <w:t xml:space="preserve">Caminho de cada requisição</w:t>
+              <w:t xml:space="preserve">Como as peças se ligam</w:t>
             </w:r>
             <w:r>
               <w:tab/>
@@ -315,7 +246,7 @@
           </w:pPr>
           <w:hyperlink w:history="1" w:anchor="_Toc52">
             <w:r>
-              <w:t xml:space="preserve">O painel no navegador</w:t>
+              <w:t xml:space="preserve">Rotas do painel (Vercel)</w:t>
             </w:r>
             <w:r>
               <w:tab/>
@@ -338,7 +269,7 @@
           </w:pPr>
           <w:hyperlink w:history="1" w:anchor="_Toc53">
             <w:r>
-              <w:t xml:space="preserve">Tratamento de erro</w:t>
+              <w:t xml:space="preserve">APIs do CNN usadas</w:t>
             </w:r>
             <w:r>
               <w:tab/>
@@ -361,7 +292,7 @@
           </w:pPr>
           <w:hyperlink w:history="1" w:anchor="_Toc54">
             <w:r>
-              <w:t xml:space="preserve">Segurança por camada</w:t>
+              <w:t xml:space="preserve">Caminho de cada requisição</w:t>
             </w:r>
             <w:r>
               <w:tab/>
@@ -384,7 +315,7 @@
           </w:pPr>
           <w:hyperlink w:history="1" w:anchor="_Toc55">
             <w:r>
-              <w:t xml:space="preserve">Configuração</w:t>
+              <w:t xml:space="preserve">O painel no navegador</w:t>
             </w:r>
             <w:r>
               <w:tab/>
@@ -407,7 +338,7 @@
           </w:pPr>
           <w:hyperlink w:history="1" w:anchor="_Toc56">
             <w:r>
-              <w:t xml:space="preserve">Deploy</w:t>
+              <w:t xml:space="preserve">Tratamento de erro</w:t>
             </w:r>
             <w:r>
               <w:tab/>
@@ -415,6 +346,75 @@
             <w:r>
               <w:fldChar w:fldCharType="begin" w:dirty="true"/>
               <w:instrText xml:space="preserve">PAGEREF _Toc56 \h</w:instrText>
+              <w:fldChar w:fldCharType="separate"/>
+              <w:fldChar w:fldCharType="end"/>
+            </w:r>
+          </w:hyperlink>
+        </w:p>
+        <w:p>
+          <w:pPr>
+            <w:pStyle w:val="TOC2"/>
+            <w:tabs>
+              <w:tab w:val="right" w:pos="9638" w:leader="dot"/>
+            </w:tabs>
+            <w:ind w:left="220"/>
+          </w:pPr>
+          <w:hyperlink w:history="1" w:anchor="_Toc57">
+            <w:r>
+              <w:t xml:space="preserve">Segurança por camada</w:t>
+            </w:r>
+            <w:r>
+              <w:tab/>
+            </w:r>
+            <w:r>
+              <w:fldChar w:fldCharType="begin" w:dirty="true"/>
+              <w:instrText xml:space="preserve">PAGEREF _Toc57 \h</w:instrText>
+              <w:fldChar w:fldCharType="separate"/>
+              <w:fldChar w:fldCharType="end"/>
+            </w:r>
+          </w:hyperlink>
+        </w:p>
+        <w:p>
+          <w:pPr>
+            <w:pStyle w:val="TOC2"/>
+            <w:tabs>
+              <w:tab w:val="right" w:pos="9638" w:leader="dot"/>
+            </w:tabs>
+            <w:ind w:left="220"/>
+          </w:pPr>
+          <w:hyperlink w:history="1" w:anchor="_Toc58">
+            <w:r>
+              <w:t xml:space="preserve">Configuração</w:t>
+            </w:r>
+            <w:r>
+              <w:tab/>
+            </w:r>
+            <w:r>
+              <w:fldChar w:fldCharType="begin" w:dirty="true"/>
+              <w:instrText xml:space="preserve">PAGEREF _Toc58 \h</w:instrText>
+              <w:fldChar w:fldCharType="separate"/>
+              <w:fldChar w:fldCharType="end"/>
+            </w:r>
+          </w:hyperlink>
+        </w:p>
+        <w:p>
+          <w:pPr>
+            <w:pStyle w:val="TOC2"/>
+            <w:tabs>
+              <w:tab w:val="right" w:pos="9638" w:leader="dot"/>
+            </w:tabs>
+            <w:ind w:left="220"/>
+          </w:pPr>
+          <w:hyperlink w:history="1" w:anchor="_Toc59">
+            <w:r>
+              <w:t xml:space="preserve">Deploy</w:t>
+            </w:r>
+            <w:r>
+              <w:tab/>
+            </w:r>
+            <w:r>
+              <w:fldChar w:fldCharType="begin" w:dirty="true"/>
+              <w:instrText xml:space="preserve">PAGEREF _Toc59 \h</w:instrText>
               <w:fldChar w:fldCharType="separate"/>
               <w:fldChar w:fldCharType="end"/>
             </w:r>
@@ -432,11 +432,11 @@
         <w:pStyle w:val="Heading1"/>
         <w:pageBreakBefore/>
       </w:pPr>
-      <w:bookmarkStart w:name="_Toc46" w:id="46"/>
+      <w:bookmarkStart w:name="_Toc49" w:id="49"/>
       <w:r>
         <w:t xml:space="preserve">Arquitetura</w:t>
       </w:r>
-      <w:bookmarkEnd w:id="46"/>
+      <w:bookmarkEnd w:id="49"/>
     </w:p>
     <w:p>
       <w:pPr>
@@ -555,18 +555,18 @@
         <w:spacing w:after="120"/>
       </w:pPr>
       <w:r>
-        <w:t xml:space="preserve">Além do painel, o bloqueio das 01:00 continua como workflow agendado.</w:t>
+        <w:t xml:space="preserve">Além do painel, há dois workflows agendados: o bloqueio das 01:00 e a liberação automática das 02:00.</w:t>
       </w:r>
     </w:p>
     <w:p>
       <w:pPr>
         <w:pStyle w:val="Heading2"/>
       </w:pPr>
-      <w:bookmarkStart w:name="_Toc47" w:id="47"/>
+      <w:bookmarkStart w:name="_Toc50" w:id="50"/>
       <w:r>
         <w:t xml:space="preserve">Onde cada peça está</w:t>
       </w:r>
-      <w:bookmarkEnd w:id="47"/>
+      <w:bookmarkEnd w:id="50"/>
     </w:p>
     <w:tbl>
       <w:tblPr>
@@ -582,9 +582,9 @@
         <w:tblLayout w:type="fixed"/>
       </w:tblPr>
       <w:tblGrid>
-        <w:gridCol w:w="2225"/>
-        <w:gridCol w:w="2841"/>
-        <w:gridCol w:w="4572"/>
+        <w:gridCol w:w="2670"/>
+        <w:gridCol w:w="2670"/>
+        <w:gridCol w:w="4297"/>
       </w:tblGrid>
       <w:tr>
         <w:trPr>
@@ -592,7 +592,7 @@
         </w:trPr>
         <w:tc>
           <w:tcPr>
-            <w:tcW w:type="dxa" w:w="2225"/>
+            <w:tcW w:type="dxa" w:w="2670"/>
             <w:shd w:fill="1C1FC8" w:color="auto" w:val="clear"/>
             <w:tcMar>
               <w:top w:type="dxa" w:w="60"/>
@@ -617,7 +617,7 @@
         </w:tc>
         <w:tc>
           <w:tcPr>
-            <w:tcW w:type="dxa" w:w="2841"/>
+            <w:tcW w:type="dxa" w:w="2670"/>
             <w:shd w:fill="1C1FC8" w:color="auto" w:val="clear"/>
             <w:tcMar>
               <w:top w:type="dxa" w:w="60"/>
@@ -642,7 +642,7 @@
         </w:tc>
         <w:tc>
           <w:tcPr>
-            <w:tcW w:type="dxa" w:w="4572"/>
+            <w:tcW w:type="dxa" w:w="4297"/>
             <w:shd w:fill="1C1FC8" w:color="auto" w:val="clear"/>
             <w:tcMar>
               <w:top w:type="dxa" w:w="60"/>
@@ -672,7 +672,7 @@
         </w:trPr>
         <w:tc>
           <w:tcPr>
-            <w:tcW w:type="dxa" w:w="2225"/>
+            <w:tcW w:type="dxa" w:w="2670"/>
             <w:tcMar>
               <w:top w:type="dxa" w:w="60"/>
               <w:left w:type="dxa" w:w="100"/>
@@ -691,7 +691,7 @@
         </w:tc>
         <w:tc>
           <w:tcPr>
-            <w:tcW w:type="dxa" w:w="2841"/>
+            <w:tcW w:type="dxa" w:w="2670"/>
             <w:tcMar>
               <w:top w:type="dxa" w:w="60"/>
               <w:left w:type="dxa" w:w="100"/>
@@ -710,7 +710,7 @@
         </w:tc>
         <w:tc>
           <w:tcPr>
-            <w:tcW w:type="dxa" w:w="4572"/>
+            <w:tcW w:type="dxa" w:w="4297"/>
             <w:tcMar>
               <w:top w:type="dxa" w:w="60"/>
               <w:left w:type="dxa" w:w="100"/>
@@ -759,7 +759,7 @@
         </w:trPr>
         <w:tc>
           <w:tcPr>
-            <w:tcW w:type="dxa" w:w="2225"/>
+            <w:tcW w:type="dxa" w:w="2670"/>
             <w:shd w:fill="F6F4FE" w:color="auto" w:val="clear"/>
             <w:tcMar>
               <w:top w:type="dxa" w:w="60"/>
@@ -779,7 +779,7 @@
         </w:tc>
         <w:tc>
           <w:tcPr>
-            <w:tcW w:type="dxa" w:w="2841"/>
+            <w:tcW w:type="dxa" w:w="2670"/>
             <w:shd w:fill="F6F4FE" w:color="auto" w:val="clear"/>
             <w:tcMar>
               <w:top w:type="dxa" w:w="60"/>
@@ -799,7 +799,7 @@
         </w:tc>
         <w:tc>
           <w:tcPr>
-            <w:tcW w:type="dxa" w:w="4572"/>
+            <w:tcW w:type="dxa" w:w="4297"/>
             <w:shd w:fill="F6F4FE" w:color="auto" w:val="clear"/>
             <w:tcMar>
               <w:top w:type="dxa" w:w="60"/>
@@ -836,7 +836,7 @@
         </w:trPr>
         <w:tc>
           <w:tcPr>
-            <w:tcW w:type="dxa" w:w="2225"/>
+            <w:tcW w:type="dxa" w:w="2670"/>
             <w:tcMar>
               <w:top w:type="dxa" w:w="60"/>
               <w:left w:type="dxa" w:w="100"/>
@@ -855,7 +855,7 @@
         </w:tc>
         <w:tc>
           <w:tcPr>
-            <w:tcW w:type="dxa" w:w="2841"/>
+            <w:tcW w:type="dxa" w:w="2670"/>
             <w:tcMar>
               <w:top w:type="dxa" w:w="60"/>
               <w:left w:type="dxa" w:w="100"/>
@@ -874,7 +874,7 @@
         </w:tc>
         <w:tc>
           <w:tcPr>
-            <w:tcW w:type="dxa" w:w="4572"/>
+            <w:tcW w:type="dxa" w:w="4297"/>
             <w:tcMar>
               <w:top w:type="dxa" w:w="60"/>
               <w:left w:type="dxa" w:w="100"/>
@@ -901,7 +901,7 @@
         </w:trPr>
         <w:tc>
           <w:tcPr>
-            <w:tcW w:type="dxa" w:w="2225"/>
+            <w:tcW w:type="dxa" w:w="2670"/>
             <w:shd w:fill="F6F4FE" w:color="auto" w:val="clear"/>
             <w:tcMar>
               <w:top w:type="dxa" w:w="60"/>
@@ -921,7 +921,7 @@
         </w:tc>
         <w:tc>
           <w:tcPr>
-            <w:tcW w:type="dxa" w:w="2841"/>
+            <w:tcW w:type="dxa" w:w="2670"/>
             <w:shd w:fill="F6F4FE" w:color="auto" w:val="clear"/>
             <w:tcMar>
               <w:top w:type="dxa" w:w="60"/>
@@ -941,7 +941,7 @@
         </w:tc>
         <w:tc>
           <w:tcPr>
-            <w:tcW w:type="dxa" w:w="4572"/>
+            <w:tcW w:type="dxa" w:w="4297"/>
             <w:shd w:fill="F6F4FE" w:color="auto" w:val="clear"/>
             <w:tcMar>
               <w:top w:type="dxa" w:w="60"/>
@@ -969,7 +969,7 @@
         </w:trPr>
         <w:tc>
           <w:tcPr>
-            <w:tcW w:type="dxa" w:w="2225"/>
+            <w:tcW w:type="dxa" w:w="2670"/>
             <w:tcMar>
               <w:top w:type="dxa" w:w="60"/>
               <w:left w:type="dxa" w:w="100"/>
@@ -988,7 +988,7 @@
         </w:tc>
         <w:tc>
           <w:tcPr>
-            <w:tcW w:type="dxa" w:w="2841"/>
+            <w:tcW w:type="dxa" w:w="2670"/>
             <w:tcMar>
               <w:top w:type="dxa" w:w="60"/>
               <w:left w:type="dxa" w:w="100"/>
@@ -1007,7 +1007,7 @@
         </w:tc>
         <w:tc>
           <w:tcPr>
-            <w:tcW w:type="dxa" w:w="4572"/>
+            <w:tcW w:type="dxa" w:w="4297"/>
             <w:tcMar>
               <w:top w:type="dxa" w:w="60"/>
               <w:left w:type="dxa" w:w="100"/>
@@ -1034,7 +1034,7 @@
         </w:trPr>
         <w:tc>
           <w:tcPr>
-            <w:tcW w:type="dxa" w:w="2225"/>
+            <w:tcW w:type="dxa" w:w="2670"/>
             <w:shd w:fill="F6F4FE" w:color="auto" w:val="clear"/>
             <w:tcMar>
               <w:top w:type="dxa" w:w="60"/>
@@ -1054,7 +1054,7 @@
         </w:tc>
         <w:tc>
           <w:tcPr>
-            <w:tcW w:type="dxa" w:w="2841"/>
+            <w:tcW w:type="dxa" w:w="2670"/>
             <w:shd w:fill="F6F4FE" w:color="auto" w:val="clear"/>
             <w:tcMar>
               <w:top w:type="dxa" w:w="60"/>
@@ -1074,7 +1074,7 @@
         </w:tc>
         <w:tc>
           <w:tcPr>
-            <w:tcW w:type="dxa" w:w="4572"/>
+            <w:tcW w:type="dxa" w:w="4297"/>
             <w:shd w:fill="F6F4FE" w:color="auto" w:val="clear"/>
             <w:tcMar>
               <w:top w:type="dxa" w:w="60"/>
@@ -1102,52 +1102,45 @@
         </w:trPr>
         <w:tc>
           <w:tcPr>
-            <w:tcW w:type="dxa" w:w="2225"/>
-            <w:tcMar>
-              <w:top w:type="dxa" w:w="60"/>
-              <w:left w:type="dxa" w:w="100"/>
-              <w:bottom w:type="dxa" w:w="60"/>
-              <w:right w:type="dxa" w:w="100"/>
-            </w:tcMar>
-          </w:tcPr>
-          <w:p>
-            <w:pPr>
-              <w:spacing w:after="40" w:before="40"/>
-            </w:pPr>
-            <w:r>
-              <w:t xml:space="preserve">Workflow de liberação</w:t>
-            </w:r>
-          </w:p>
-        </w:tc>
-        <w:tc>
-          <w:tcPr>
-            <w:tcW w:type="dxa" w:w="2841"/>
-            <w:tcMar>
-              <w:top w:type="dxa" w:w="60"/>
-              <w:left w:type="dxa" w:w="100"/>
-              <w:bottom w:type="dxa" w:w="60"/>
-              <w:right w:type="dxa" w:w="100"/>
-            </w:tcMar>
-          </w:tcPr>
-          <w:p>
-            <w:pPr>
-              <w:spacing w:after="40" w:before="40"/>
-            </w:pPr>
-            <w:r>
-              <w:t xml:space="preserve">n8n, </w:t>
-            </w:r>
-            <w:r>
-              <w:rPr>
-                <w:b/>
-                <w:bCs/>
-              </w:rPr>
-              <w:t xml:space="preserve">inativo</w:t>
-            </w:r>
-          </w:p>
-        </w:tc>
-        <w:tc>
-          <w:tcPr>
-            <w:tcW w:type="dxa" w:w="4572"/>
+            <w:tcW w:type="dxa" w:w="2670"/>
+            <w:tcMar>
+              <w:top w:type="dxa" w:w="60"/>
+              <w:left w:type="dxa" w:w="100"/>
+              <w:bottom w:type="dxa" w:w="60"/>
+              <w:right w:type="dxa" w:w="100"/>
+            </w:tcMar>
+          </w:tcPr>
+          <w:p>
+            <w:pPr>
+              <w:spacing w:after="40" w:before="40"/>
+            </w:pPr>
+            <w:r>
+              <w:t xml:space="preserve">Workflow CNN Painel - Solicitações</w:t>
+            </w:r>
+          </w:p>
+        </w:tc>
+        <w:tc>
+          <w:tcPr>
+            <w:tcW w:type="dxa" w:w="2670"/>
+            <w:tcMar>
+              <w:top w:type="dxa" w:w="60"/>
+              <w:left w:type="dxa" w:w="100"/>
+              <w:bottom w:type="dxa" w:w="60"/>
+              <w:right w:type="dxa" w:w="100"/>
+            </w:tcMar>
+          </w:tcPr>
+          <w:p>
+            <w:pPr>
+              <w:spacing w:after="40" w:before="40"/>
+            </w:pPr>
+            <w:r>
+              <w:t xml:space="preserve">n8n (webhook)</w:t>
+            </w:r>
+          </w:p>
+        </w:tc>
+        <w:tc>
+          <w:tcPr>
+            <w:tcW w:type="dxa" w:w="4297"/>
             <w:tcMar>
               <w:top w:type="dxa" w:w="60"/>
               <w:left w:type="dxa" w:w="100"/>
@@ -1163,7 +1156,7 @@
               <w:rPr>
                 <w:color w:val="1C1FC8"/>
               </w:rPr>
-              <w:t xml:space="preserve">workflows/liberacaoPacientesFaltasautomaticas--Desativado.json</w:t>
+              <w:t xml:space="preserve">workflows/cnn-painel-solicitacoes.json</w:t>
             </w:r>
           </w:p>
         </w:tc>
@@ -1174,7 +1167,7 @@
         </w:trPr>
         <w:tc>
           <w:tcPr>
-            <w:tcW w:type="dxa" w:w="2225"/>
+            <w:tcW w:type="dxa" w:w="2670"/>
             <w:shd w:fill="F6F4FE" w:color="auto" w:val="clear"/>
             <w:tcMar>
               <w:top w:type="dxa" w:w="60"/>
@@ -1188,13 +1181,13 @@
               <w:spacing w:after="40" w:before="40"/>
             </w:pPr>
             <w:r>
-              <w:t xml:space="preserve">Código dos nós Code</w:t>
-            </w:r>
-          </w:p>
-        </w:tc>
-        <w:tc>
-          <w:tcPr>
-            <w:tcW w:type="dxa" w:w="2841"/>
+              <w:t xml:space="preserve">Workflow de liberação automática (02:00)</w:t>
+            </w:r>
+          </w:p>
+        </w:tc>
+        <w:tc>
+          <w:tcPr>
+            <w:tcW w:type="dxa" w:w="2670"/>
             <w:shd w:fill="F6F4FE" w:color="auto" w:val="clear"/>
             <w:tcMar>
               <w:top w:type="dxa" w:w="60"/>
@@ -1208,23 +1201,13 @@
               <w:spacing w:after="40" w:before="40"/>
             </w:pPr>
             <w:r>
-              <w:t xml:space="preserve">Copiado para os JSON por </w:t>
-            </w:r>
-            <w:r>
-              <w:rPr>
-                <w:rFonts w:ascii="Consolas" w:cs="Consolas" w:eastAsia="Consolas" w:hAnsi="Consolas"/>
-                <w:color w:val="6A1BBF"/>
-                <w:sz w:val="18"/>
-                <w:szCs w:val="18"/>
-                <w:shd w:fill="F1ECFB" w:color="auto" w:val="clear"/>
-              </w:rPr>
-              <w:t xml:space="preserve">npm run inject</w:t>
-            </w:r>
-          </w:p>
-        </w:tc>
-        <w:tc>
-          <w:tcPr>
-            <w:tcW w:type="dxa" w:w="4572"/>
+              <w:t xml:space="preserve">n8n</w:t>
+            </w:r>
+          </w:p>
+        </w:tc>
+        <w:tc>
+          <w:tcPr>
+            <w:tcW w:type="dxa" w:w="4297"/>
             <w:shd w:fill="F6F4FE" w:color="auto" w:val="clear"/>
             <w:tcMar>
               <w:top w:type="dxa" w:w="60"/>
@@ -1241,7 +1224,7 @@
               <w:rPr>
                 <w:color w:val="1C1FC8"/>
               </w:rPr>
-              <w:t xml:space="preserve">workflows/code/</w:t>
+              <w:t xml:space="preserve">workflows/liberacaoPacientesFaltas.json</w:t>
             </w:r>
           </w:p>
         </w:tc>
@@ -1252,68 +1235,55 @@
         </w:trPr>
         <w:tc>
           <w:tcPr>
-            <w:tcW w:type="dxa" w:w="2225"/>
-            <w:tcMar>
-              <w:top w:type="dxa" w:w="60"/>
-              <w:left w:type="dxa" w:w="100"/>
-              <w:bottom w:type="dxa" w:w="60"/>
-              <w:right w:type="dxa" w:w="100"/>
-            </w:tcMar>
-          </w:tcPr>
-          <w:p>
-            <w:pPr>
-              <w:spacing w:after="40" w:before="40"/>
-            </w:pPr>
-            <w:r>
-              <w:t xml:space="preserve">Tabelas</w:t>
-            </w:r>
-          </w:p>
-        </w:tc>
-        <w:tc>
-          <w:tcPr>
-            <w:tcW w:type="dxa" w:w="2841"/>
-            <w:tcMar>
-              <w:top w:type="dxa" w:w="60"/>
-              <w:left w:type="dxa" w:w="100"/>
-              <w:bottom w:type="dxa" w:w="60"/>
-              <w:right w:type="dxa" w:w="100"/>
-            </w:tcMar>
-          </w:tcPr>
-          <w:p>
-            <w:pPr>
-              <w:spacing w:after="40" w:before="40"/>
-            </w:pPr>
-            <w:r>
-              <w:t xml:space="preserve">SQL Server, banco </w:t>
-            </w:r>
-            <w:r>
-              <w:rPr>
-                <w:rFonts w:ascii="Consolas" w:cs="Consolas" w:eastAsia="Consolas" w:hAnsi="Consolas"/>
-                <w:color w:val="6A1BBF"/>
-                <w:sz w:val="18"/>
-                <w:szCs w:val="18"/>
-                <w:shd w:fill="F1ECFB" w:color="auto" w:val="clear"/>
-              </w:rPr>
-              <w:t xml:space="preserve">INTEGRACAO</w:t>
-            </w:r>
-            <w:r>
-              <w:t xml:space="preserve">, schema </w:t>
-            </w:r>
-            <w:r>
-              <w:rPr>
-                <w:rFonts w:ascii="Consolas" w:cs="Consolas" w:eastAsia="Consolas" w:hAnsi="Consolas"/>
-                <w:color w:val="6A1BBF"/>
-                <w:sz w:val="18"/>
-                <w:szCs w:val="18"/>
-                <w:shd w:fill="F1ECFB" w:color="auto" w:val="clear"/>
-              </w:rPr>
-              <w:t xml:space="preserve">dbo</w:t>
-            </w:r>
-          </w:p>
-        </w:tc>
-        <w:tc>
-          <w:tcPr>
-            <w:tcW w:type="dxa" w:w="4572"/>
+            <w:tcW w:type="dxa" w:w="2670"/>
+            <w:tcMar>
+              <w:top w:type="dxa" w:w="60"/>
+              <w:left w:type="dxa" w:w="100"/>
+              <w:bottom w:type="dxa" w:w="60"/>
+              <w:right w:type="dxa" w:w="100"/>
+            </w:tcMar>
+          </w:tcPr>
+          <w:p>
+            <w:pPr>
+              <w:spacing w:after="40" w:before="40"/>
+            </w:pPr>
+            <w:r>
+              <w:t xml:space="preserve">Código dos nós Code</w:t>
+            </w:r>
+          </w:p>
+        </w:tc>
+        <w:tc>
+          <w:tcPr>
+            <w:tcW w:type="dxa" w:w="2670"/>
+            <w:tcMar>
+              <w:top w:type="dxa" w:w="60"/>
+              <w:left w:type="dxa" w:w="100"/>
+              <w:bottom w:type="dxa" w:w="60"/>
+              <w:right w:type="dxa" w:w="100"/>
+            </w:tcMar>
+          </w:tcPr>
+          <w:p>
+            <w:pPr>
+              <w:spacing w:after="40" w:before="40"/>
+            </w:pPr>
+            <w:r>
+              <w:t xml:space="preserve">Copiado para os JSON por </w:t>
+            </w:r>
+            <w:r>
+              <w:rPr>
+                <w:rFonts w:ascii="Consolas" w:cs="Consolas" w:eastAsia="Consolas" w:hAnsi="Consolas"/>
+                <w:color w:val="6A1BBF"/>
+                <w:sz w:val="18"/>
+                <w:szCs w:val="18"/>
+                <w:shd w:fill="F1ECFB" w:color="auto" w:val="clear"/>
+              </w:rPr>
+              <w:t xml:space="preserve">npm run inject</w:t>
+            </w:r>
+          </w:p>
+        </w:tc>
+        <w:tc>
+          <w:tcPr>
+            <w:tcW w:type="dxa" w:w="4297"/>
             <w:tcMar>
               <w:top w:type="dxa" w:w="60"/>
               <w:left w:type="dxa" w:w="100"/>
@@ -1329,7 +1299,7 @@
               <w:rPr>
                 <w:color w:val="1C1FC8"/>
               </w:rPr>
-              <w:t xml:space="preserve">sql/</w:t>
+              <w:t xml:space="preserve">workflows/code/</w:t>
             </w:r>
           </w:p>
         </w:tc>
@@ -1340,7 +1310,7 @@
         </w:trPr>
         <w:tc>
           <w:tcPr>
-            <w:tcW w:type="dxa" w:w="2225"/>
+            <w:tcW w:type="dxa" w:w="2670"/>
             <w:shd w:fill="F6F4FE" w:color="auto" w:val="clear"/>
             <w:tcMar>
               <w:top w:type="dxa" w:w="60"/>
@@ -1354,14 +1324,103 @@
               <w:spacing w:after="40" w:before="40"/>
             </w:pPr>
             <w:r>
+              <w:t xml:space="preserve">Tabelas</w:t>
+            </w:r>
+          </w:p>
+        </w:tc>
+        <w:tc>
+          <w:tcPr>
+            <w:tcW w:type="dxa" w:w="2670"/>
+            <w:shd w:fill="F6F4FE" w:color="auto" w:val="clear"/>
+            <w:tcMar>
+              <w:top w:type="dxa" w:w="60"/>
+              <w:left w:type="dxa" w:w="100"/>
+              <w:bottom w:type="dxa" w:w="60"/>
+              <w:right w:type="dxa" w:w="100"/>
+            </w:tcMar>
+          </w:tcPr>
+          <w:p>
+            <w:pPr>
+              <w:spacing w:after="40" w:before="40"/>
+            </w:pPr>
+            <w:r>
+              <w:t xml:space="preserve">SQL Server, banco </w:t>
+            </w:r>
+            <w:r>
+              <w:rPr>
+                <w:rFonts w:ascii="Consolas" w:cs="Consolas" w:eastAsia="Consolas" w:hAnsi="Consolas"/>
+                <w:color w:val="6A1BBF"/>
+                <w:sz w:val="18"/>
+                <w:szCs w:val="18"/>
+                <w:shd w:fill="F1ECFB" w:color="auto" w:val="clear"/>
+              </w:rPr>
+              <w:t xml:space="preserve">INTEGRACAO</w:t>
+            </w:r>
+            <w:r>
+              <w:t xml:space="preserve">, schema </w:t>
+            </w:r>
+            <w:r>
+              <w:rPr>
+                <w:rFonts w:ascii="Consolas" w:cs="Consolas" w:eastAsia="Consolas" w:hAnsi="Consolas"/>
+                <w:color w:val="6A1BBF"/>
+                <w:sz w:val="18"/>
+                <w:szCs w:val="18"/>
+                <w:shd w:fill="F1ECFB" w:color="auto" w:val="clear"/>
+              </w:rPr>
+              <w:t xml:space="preserve">dbo</w:t>
+            </w:r>
+          </w:p>
+        </w:tc>
+        <w:tc>
+          <w:tcPr>
+            <w:tcW w:type="dxa" w:w="4297"/>
+            <w:shd w:fill="F6F4FE" w:color="auto" w:val="clear"/>
+            <w:tcMar>
+              <w:top w:type="dxa" w:w="60"/>
+              <w:left w:type="dxa" w:w="100"/>
+              <w:bottom w:type="dxa" w:w="60"/>
+              <w:right w:type="dxa" w:w="100"/>
+            </w:tcMar>
+          </w:tcPr>
+          <w:p>
+            <w:pPr>
+              <w:spacing w:after="40" w:before="40"/>
+            </w:pPr>
+            <w:r>
+              <w:rPr>
+                <w:color w:val="1C1FC8"/>
+              </w:rPr>
+              <w:t xml:space="preserve">sql/</w:t>
+            </w:r>
+          </w:p>
+        </w:tc>
+      </w:tr>
+      <w:tr>
+        <w:trPr>
+          <w:cantSplit/>
+        </w:trPr>
+        <w:tc>
+          <w:tcPr>
+            <w:tcW w:type="dxa" w:w="2670"/>
+            <w:tcMar>
+              <w:top w:type="dxa" w:w="60"/>
+              <w:left w:type="dxa" w:w="100"/>
+              <w:bottom w:type="dxa" w:w="60"/>
+              <w:right w:type="dxa" w:w="100"/>
+            </w:tcMar>
+          </w:tcPr>
+          <w:p>
+            <w:pPr>
+              <w:spacing w:after="40" w:before="40"/>
+            </w:pPr>
+            <w:r>
               <w:t xml:space="preserve">API do CNN</w:t>
             </w:r>
           </w:p>
         </w:tc>
         <w:tc>
           <w:tcPr>
-            <w:tcW w:type="dxa" w:w="2841"/>
-            <w:shd w:fill="F6F4FE" w:color="auto" w:val="clear"/>
+            <w:tcW w:type="dxa" w:w="2670"/>
             <w:tcMar>
               <w:top w:type="dxa" w:w="60"/>
               <w:left w:type="dxa" w:w="100"/>
@@ -1387,8 +1446,7 @@
         </w:tc>
         <w:tc>
           <w:tcPr>
-            <w:tcW w:type="dxa" w:w="4572"/>
-            <w:shd w:fill="F6F4FE" w:color="auto" w:val="clear"/>
+            <w:tcW w:type="dxa" w:w="4297"/>
             <w:tcMar>
               <w:top w:type="dxa" w:w="60"/>
               <w:left w:type="dxa" w:w="100"/>
@@ -1430,11 +1488,11 @@
       <w:pPr>
         <w:pStyle w:val="Heading2"/>
       </w:pPr>
-      <w:bookmarkStart w:name="_Toc48" w:id="48"/>
+      <w:bookmarkStart w:name="_Toc51" w:id="51"/>
       <w:r>
         <w:t xml:space="preserve">Como as peças se ligam</w:t>
       </w:r>
-      <w:bookmarkEnd w:id="48"/>
+      <w:bookmarkEnd w:id="51"/>
     </w:p>
     <w:p>
       <w:pPr>
@@ -1444,7 +1502,7 @@
       <w:r>
         <w:drawing>
           <wp:inline distT="0" distB="0" distL="0" distR="0">
-            <wp:extent cx="5905500" cy="4495800"/>
+            <wp:extent cx="5905500" cy="5476875"/>
             <wp:effectExtent t="0" r="0" b="0" l="0"/>
             <wp:docPr id="11" name="" descr="" title=""/>
             <wp:cNvGraphicFramePr>
@@ -1469,7 +1527,7 @@
                   <pic:spPr bwMode="auto">
                     <a:xfrm>
                       <a:off x="0" y="0"/>
-                      <a:ext cx="5905500" cy="4495800"/>
+                      <a:ext cx="5905500" cy="5476875"/>
                     </a:xfrm>
                     <a:prstGeom prst="rect">
                       <a:avLst/>
@@ -1487,7 +1545,7 @@
         <w:spacing w:after="120"/>
       </w:pPr>
       <w:r>
-        <w:t xml:space="preserve">Os três workflows do painel recebem o mesmo </w:t>
+        <w:t xml:space="preserve">Os quatro workflows do painel recebem o mesmo </w:t>
       </w:r>
       <w:r>
         <w:rPr>
@@ -1532,7 +1590,7 @@
       <w:r>
         <w:drawing>
           <wp:inline distT="0" distB="0" distL="0" distR="0">
-            <wp:extent cx="3638550" cy="4181475"/>
+            <wp:extent cx="4391025" cy="3781425"/>
             <wp:effectExtent t="0" r="0" b="0" l="0"/>
             <wp:docPr id="12" name="" descr="" title=""/>
             <wp:cNvGraphicFramePr>
@@ -1557,7 +1615,7 @@
                   <pic:spPr bwMode="auto">
                     <a:xfrm>
                       <a:off x="0" y="0"/>
-                      <a:ext cx="3638550" cy="4181475"/>
+                      <a:ext cx="4391025" cy="3781425"/>
                     </a:xfrm>
                     <a:prstGeom prst="rect">
                       <a:avLst/>
@@ -1650,6 +1708,19 @@
           <w:szCs w:val="18"/>
           <w:shd w:fill="F1ECFB" w:color="auto" w:val="clear"/>
         </w:rPr>
+        <w:t xml:space="preserve">CtlCnnSolicitacao</w:t>
+      </w:r>
+      <w:r>
+        <w:t xml:space="preserve">, </w:t>
+      </w:r>
+      <w:r>
+        <w:rPr>
+          <w:rFonts w:ascii="Consolas" w:cs="Consolas" w:eastAsia="Consolas" w:hAnsi="Consolas"/>
+          <w:color w:val="6A1BBF"/>
+          <w:sz w:val="18"/>
+          <w:szCs w:val="18"/>
+          <w:shd w:fill="F1ECFB" w:color="auto" w:val="clear"/>
+        </w:rPr>
         <w:t xml:space="preserve">CtlCnnUsuario</w:t>
       </w:r>
       <w:r>
@@ -1696,7 +1767,7 @@
         <w:spacing w:after="60"/>
       </w:pPr>
       <w:r>
-        <w:t xml:space="preserve">Só o bloqueio (01:00) e as Ações gravam. A Leitura só lê.</w:t>
+        <w:t xml:space="preserve">Faltas, controle e auditoria só são gravados pelo bloqueio (01:00), pela liberação (02:00) e pelas Ações. A Leitura só lê. Solicitações e Usuários gravam só as próprias tabelas.</w:t>
       </w:r>
     </w:p>
     <w:p>
@@ -1719,7 +1790,7 @@
         <w:t xml:space="preserve">{ "ativo": true }</w:t>
       </w:r>
       <w:r>
-        <w:t xml:space="preserve"> só sai das Ações (liberar). </w:t>
+        <w:t xml:space="preserve"> sai das Ações (liberar) e da liberação das 02:00. </w:t>
       </w:r>
       <w:r>
         <w:rPr>
@@ -1745,7 +1816,50 @@
         <w:spacing w:after="60"/>
       </w:pPr>
       <w:r>
-        <w:t xml:space="preserve">O bloqueio respeita a liberação manual: pula quem está </w:t>
+        <w:rPr>
+          <w:b/>
+          <w:bCs/>
+        </w:rPr>
+        <w:t xml:space="preserve">Antes do prazo</w:t>
+      </w:r>
+      <w:r>
+        <w:t xml:space="preserve">, as Ações só liberam com uma solicitação aprovada (</w:t>
+      </w:r>
+      <w:r>
+        <w:rPr>
+          <w:rFonts w:ascii="Consolas" w:cs="Consolas" w:eastAsia="Consolas" w:hAnsi="Consolas"/>
+          <w:color w:val="6A1BBF"/>
+          <w:sz w:val="18"/>
+          <w:szCs w:val="18"/>
+          <w:shd w:fill="F1ECFB" w:color="auto" w:val="clear"/>
+        </w:rPr>
+        <w:t xml:space="preserve">idSolicitacao</w:t>
+      </w:r>
+      <w:r>
+        <w:t xml:space="preserve">). </w:t>
+      </w:r>
+      <w:r>
+        <w:rPr>
+          <w:b/>
+          <w:bCs/>
+        </w:rPr>
+        <w:t xml:space="preserve">Depois do prazo</w:t>
+      </w:r>
+      <w:r>
+        <w:t xml:space="preserve">, liberam direto, e a rotina das 02:00 libera sozinha.</w:t>
+      </w:r>
+    </w:p>
+    <w:p>
+      <w:pPr>
+        <w:pStyle w:val="ListParagraph"/>
+        <w:numPr>
+          <w:ilvl w:val="0"/>
+          <w:numId w:val="3"/>
+        </w:numPr>
+        <w:spacing w:after="60"/>
+      </w:pPr>
+      <w:r>
+        <w:t xml:space="preserve">O bloqueio respeita a liberação: pula quem está </w:t>
       </w:r>
       <w:r>
         <w:rPr>
@@ -1758,7 +1872,7 @@
         <w:t xml:space="preserve">LIBERADO</w:t>
       </w:r>
       <w:r>
-        <w:t xml:space="preserve"> no controle com a mesma falta vigente.</w:t>
+        <w:t xml:space="preserve"> no controle com a mesma falta vigente, e quem já cumpriu o prazo.</w:t>
       </w:r>
     </w:p>
     <w:p>
@@ -1784,7 +1898,7 @@
         <w:t xml:space="preserve">CtlCnnAcaoPaciente</w:t>
       </w:r>
       <w:r>
-        <w:t xml:space="preserve">.</w:t>
+        <w:t xml:space="preserve">. A mesma transação fecha as solicitações que a ação resolve ou invalida.</w:t>
       </w:r>
     </w:p>
     <w:p>
@@ -1796,11 +1910,11 @@
       <w:pPr>
         <w:pStyle w:val="Heading2"/>
       </w:pPr>
-      <w:bookmarkStart w:name="_Toc49" w:id="49"/>
+      <w:bookmarkStart w:name="_Toc52" w:id="52"/>
       <w:r>
         <w:t xml:space="preserve">Rotas do painel (Vercel)</w:t>
       </w:r>
-      <w:bookmarkEnd w:id="49"/>
+      <w:bookmarkEnd w:id="52"/>
     </w:p>
     <w:tbl>
       <w:tblPr>
@@ -1816,10 +1930,10 @@
         <w:tblLayout w:type="fixed"/>
       </w:tblPr>
       <w:tblGrid>
-        <w:gridCol w:w="447"/>
-        <w:gridCol w:w="3206"/>
-        <w:gridCol w:w="2382"/>
-        <w:gridCol w:w="3604"/>
+        <w:gridCol w:w="396"/>
+        <w:gridCol w:w="2845"/>
+        <w:gridCol w:w="3198"/>
+        <w:gridCol w:w="3198"/>
       </w:tblGrid>
       <w:tr>
         <w:trPr>
@@ -1827,7 +1941,7 @@
         </w:trPr>
         <w:tc>
           <w:tcPr>
-            <w:tcW w:type="dxa" w:w="447"/>
+            <w:tcW w:type="dxa" w:w="396"/>
             <w:shd w:fill="1C1FC8" w:color="auto" w:val="clear"/>
             <w:tcMar>
               <w:top w:type="dxa" w:w="60"/>
@@ -1852,7 +1966,7 @@
         </w:tc>
         <w:tc>
           <w:tcPr>
-            <w:tcW w:type="dxa" w:w="3206"/>
+            <w:tcW w:type="dxa" w:w="2845"/>
             <w:shd w:fill="1C1FC8" w:color="auto" w:val="clear"/>
             <w:tcMar>
               <w:top w:type="dxa" w:w="60"/>
@@ -1877,7 +1991,7 @@
         </w:tc>
         <w:tc>
           <w:tcPr>
-            <w:tcW w:type="dxa" w:w="2382"/>
+            <w:tcW w:type="dxa" w:w="3198"/>
             <w:shd w:fill="1C1FC8" w:color="auto" w:val="clear"/>
             <w:tcMar>
               <w:top w:type="dxa" w:w="60"/>
@@ -1902,7 +2016,7 @@
         </w:tc>
         <w:tc>
           <w:tcPr>
-            <w:tcW w:type="dxa" w:w="3604"/>
+            <w:tcW w:type="dxa" w:w="3198"/>
             <w:shd w:fill="1C1FC8" w:color="auto" w:val="clear"/>
             <w:tcMar>
               <w:top w:type="dxa" w:w="60"/>
@@ -1932,7 +2046,7 @@
         </w:trPr>
         <w:tc>
           <w:tcPr>
-            <w:tcW w:type="dxa" w:w="447"/>
+            <w:tcW w:type="dxa" w:w="396"/>
             <w:tcMar>
               <w:top w:type="dxa" w:w="60"/>
               <w:left w:type="dxa" w:w="100"/>
@@ -1951,7 +2065,7 @@
         </w:tc>
         <w:tc>
           <w:tcPr>
-            <w:tcW w:type="dxa" w:w="3206"/>
+            <w:tcW w:type="dxa" w:w="2845"/>
             <w:tcMar>
               <w:top w:type="dxa" w:w="60"/>
               <w:left w:type="dxa" w:w="100"/>
@@ -1977,7 +2091,7 @@
         </w:tc>
         <w:tc>
           <w:tcPr>
-            <w:tcW w:type="dxa" w:w="2382"/>
+            <w:tcW w:type="dxa" w:w="3198"/>
             <w:tcMar>
               <w:top w:type="dxa" w:w="60"/>
               <w:left w:type="dxa" w:w="100"/>
@@ -2019,7 +2133,7 @@
         </w:tc>
         <w:tc>
           <w:tcPr>
-            <w:tcW w:type="dxa" w:w="3604"/>
+            <w:tcW w:type="dxa" w:w="3198"/>
             <w:tcMar>
               <w:top w:type="dxa" w:w="60"/>
               <w:left w:type="dxa" w:w="100"/>
@@ -2043,7 +2157,7 @@
         </w:trPr>
         <w:tc>
           <w:tcPr>
-            <w:tcW w:type="dxa" w:w="447"/>
+            <w:tcW w:type="dxa" w:w="396"/>
             <w:shd w:fill="F6F4FE" w:color="auto" w:val="clear"/>
             <w:tcMar>
               <w:top w:type="dxa" w:w="60"/>
@@ -2063,7 +2177,7 @@
         </w:tc>
         <w:tc>
           <w:tcPr>
-            <w:tcW w:type="dxa" w:w="3206"/>
+            <w:tcW w:type="dxa" w:w="2845"/>
             <w:shd w:fill="F6F4FE" w:color="auto" w:val="clear"/>
             <w:tcMar>
               <w:top w:type="dxa" w:w="60"/>
@@ -2090,7 +2204,7 @@
         </w:tc>
         <w:tc>
           <w:tcPr>
-            <w:tcW w:type="dxa" w:w="2382"/>
+            <w:tcW w:type="dxa" w:w="3198"/>
             <w:shd w:fill="F6F4FE" w:color="auto" w:val="clear"/>
             <w:tcMar>
               <w:top w:type="dxa" w:w="60"/>
@@ -2133,7 +2247,7 @@
         </w:tc>
         <w:tc>
           <w:tcPr>
-            <w:tcW w:type="dxa" w:w="3604"/>
+            <w:tcW w:type="dxa" w:w="3198"/>
             <w:shd w:fill="F6F4FE" w:color="auto" w:val="clear"/>
             <w:tcMar>
               <w:top w:type="dxa" w:w="60"/>
@@ -2158,7 +2272,7 @@
         </w:trPr>
         <w:tc>
           <w:tcPr>
-            <w:tcW w:type="dxa" w:w="447"/>
+            <w:tcW w:type="dxa" w:w="396"/>
             <w:tcMar>
               <w:top w:type="dxa" w:w="60"/>
               <w:left w:type="dxa" w:w="100"/>
@@ -2177,7 +2291,7 @@
         </w:tc>
         <w:tc>
           <w:tcPr>
-            <w:tcW w:type="dxa" w:w="3206"/>
+            <w:tcW w:type="dxa" w:w="2845"/>
             <w:tcMar>
               <w:top w:type="dxa" w:w="60"/>
               <w:left w:type="dxa" w:w="100"/>
@@ -2203,7 +2317,7 @@
         </w:tc>
         <w:tc>
           <w:tcPr>
-            <w:tcW w:type="dxa" w:w="2382"/>
+            <w:tcW w:type="dxa" w:w="3198"/>
             <w:tcMar>
               <w:top w:type="dxa" w:w="60"/>
               <w:left w:type="dxa" w:w="100"/>
@@ -2232,7 +2346,7 @@
         </w:tc>
         <w:tc>
           <w:tcPr>
-            <w:tcW w:type="dxa" w:w="3604"/>
+            <w:tcW w:type="dxa" w:w="3198"/>
             <w:tcMar>
               <w:top w:type="dxa" w:w="60"/>
               <w:left w:type="dxa" w:w="100"/>
@@ -2256,7 +2370,7 @@
         </w:trPr>
         <w:tc>
           <w:tcPr>
-            <w:tcW w:type="dxa" w:w="447"/>
+            <w:tcW w:type="dxa" w:w="396"/>
             <w:shd w:fill="F6F4FE" w:color="auto" w:val="clear"/>
             <w:tcMar>
               <w:top w:type="dxa" w:w="60"/>
@@ -2276,7 +2390,7 @@
         </w:tc>
         <w:tc>
           <w:tcPr>
-            <w:tcW w:type="dxa" w:w="3206"/>
+            <w:tcW w:type="dxa" w:w="2845"/>
             <w:shd w:fill="F6F4FE" w:color="auto" w:val="clear"/>
             <w:tcMar>
               <w:top w:type="dxa" w:w="60"/>
@@ -2303,7 +2417,7 @@
         </w:tc>
         <w:tc>
           <w:tcPr>
-            <w:tcW w:type="dxa" w:w="2382"/>
+            <w:tcW w:type="dxa" w:w="3198"/>
             <w:shd w:fill="F6F4FE" w:color="auto" w:val="clear"/>
             <w:tcMar>
               <w:top w:type="dxa" w:w="60"/>
@@ -2346,7 +2460,7 @@
         </w:tc>
         <w:tc>
           <w:tcPr>
-            <w:tcW w:type="dxa" w:w="3604"/>
+            <w:tcW w:type="dxa" w:w="3198"/>
             <w:shd w:fill="F6F4FE" w:color="auto" w:val="clear"/>
             <w:tcMar>
               <w:top w:type="dxa" w:w="60"/>
@@ -2371,7 +2485,7 @@
         </w:trPr>
         <w:tc>
           <w:tcPr>
-            <w:tcW w:type="dxa" w:w="447"/>
+            <w:tcW w:type="dxa" w:w="396"/>
             <w:tcMar>
               <w:top w:type="dxa" w:w="60"/>
               <w:left w:type="dxa" w:w="100"/>
@@ -2390,7 +2504,7 @@
         </w:tc>
         <w:tc>
           <w:tcPr>
-            <w:tcW w:type="dxa" w:w="3206"/>
+            <w:tcW w:type="dxa" w:w="2845"/>
             <w:tcMar>
               <w:top w:type="dxa" w:w="60"/>
               <w:left w:type="dxa" w:w="100"/>
@@ -2416,7 +2530,7 @@
         </w:tc>
         <w:tc>
           <w:tcPr>
-            <w:tcW w:type="dxa" w:w="2382"/>
+            <w:tcW w:type="dxa" w:w="3198"/>
             <w:tcMar>
               <w:top w:type="dxa" w:w="60"/>
               <w:left w:type="dxa" w:w="100"/>
@@ -2471,7 +2585,7 @@
         </w:tc>
         <w:tc>
           <w:tcPr>
-            <w:tcW w:type="dxa" w:w="3604"/>
+            <w:tcW w:type="dxa" w:w="3198"/>
             <w:tcMar>
               <w:top w:type="dxa" w:w="60"/>
               <w:left w:type="dxa" w:w="100"/>
@@ -2495,7 +2609,7 @@
         </w:trPr>
         <w:tc>
           <w:tcPr>
-            <w:tcW w:type="dxa" w:w="447"/>
+            <w:tcW w:type="dxa" w:w="396"/>
             <w:shd w:fill="F6F4FE" w:color="auto" w:val="clear"/>
             <w:tcMar>
               <w:top w:type="dxa" w:w="60"/>
@@ -2515,7 +2629,7 @@
         </w:tc>
         <w:tc>
           <w:tcPr>
-            <w:tcW w:type="dxa" w:w="3206"/>
+            <w:tcW w:type="dxa" w:w="2845"/>
             <w:shd w:fill="F6F4FE" w:color="auto" w:val="clear"/>
             <w:tcMar>
               <w:top w:type="dxa" w:w="60"/>
@@ -2542,7 +2656,7 @@
         </w:tc>
         <w:tc>
           <w:tcPr>
-            <w:tcW w:type="dxa" w:w="2382"/>
+            <w:tcW w:type="dxa" w:w="3198"/>
             <w:shd w:fill="F6F4FE" w:color="auto" w:val="clear"/>
             <w:tcMar>
               <w:top w:type="dxa" w:w="60"/>
@@ -2572,7 +2686,7 @@
         </w:tc>
         <w:tc>
           <w:tcPr>
-            <w:tcW w:type="dxa" w:w="3604"/>
+            <w:tcW w:type="dxa" w:w="3198"/>
             <w:shd w:fill="F6F4FE" w:color="auto" w:val="clear"/>
             <w:tcMar>
               <w:top w:type="dxa" w:w="60"/>
@@ -2597,7 +2711,7 @@
         </w:trPr>
         <w:tc>
           <w:tcPr>
-            <w:tcW w:type="dxa" w:w="447"/>
+            <w:tcW w:type="dxa" w:w="396"/>
             <w:tcMar>
               <w:top w:type="dxa" w:w="60"/>
               <w:left w:type="dxa" w:w="100"/>
@@ -2616,7 +2730,7 @@
         </w:tc>
         <w:tc>
           <w:tcPr>
-            <w:tcW w:type="dxa" w:w="3206"/>
+            <w:tcW w:type="dxa" w:w="2845"/>
             <w:tcMar>
               <w:top w:type="dxa" w:w="60"/>
               <w:left w:type="dxa" w:w="100"/>
@@ -2642,7 +2756,7 @@
         </w:tc>
         <w:tc>
           <w:tcPr>
-            <w:tcW w:type="dxa" w:w="2382"/>
+            <w:tcW w:type="dxa" w:w="3198"/>
             <w:tcMar>
               <w:top w:type="dxa" w:w="60"/>
               <w:left w:type="dxa" w:w="100"/>
@@ -2671,7 +2785,7 @@
         </w:tc>
         <w:tc>
           <w:tcPr>
-            <w:tcW w:type="dxa" w:w="3604"/>
+            <w:tcW w:type="dxa" w:w="3198"/>
             <w:tcMar>
               <w:top w:type="dxa" w:w="60"/>
               <w:left w:type="dxa" w:w="100"/>
@@ -2695,7 +2809,7 @@
         </w:trPr>
         <w:tc>
           <w:tcPr>
-            <w:tcW w:type="dxa" w:w="447"/>
+            <w:tcW w:type="dxa" w:w="396"/>
             <w:shd w:fill="F6F4FE" w:color="auto" w:val="clear"/>
             <w:tcMar>
               <w:top w:type="dxa" w:w="60"/>
@@ -2715,7 +2829,7 @@
         </w:tc>
         <w:tc>
           <w:tcPr>
-            <w:tcW w:type="dxa" w:w="3206"/>
+            <w:tcW w:type="dxa" w:w="2845"/>
             <w:shd w:fill="F6F4FE" w:color="auto" w:val="clear"/>
             <w:tcMar>
               <w:top w:type="dxa" w:w="60"/>
@@ -2742,7 +2856,7 @@
         </w:tc>
         <w:tc>
           <w:tcPr>
-            <w:tcW w:type="dxa" w:w="2382"/>
+            <w:tcW w:type="dxa" w:w="3198"/>
             <w:shd w:fill="F6F4FE" w:color="auto" w:val="clear"/>
             <w:tcMar>
               <w:top w:type="dxa" w:w="60"/>
@@ -2785,7 +2899,7 @@
         </w:tc>
         <w:tc>
           <w:tcPr>
-            <w:tcW w:type="dxa" w:w="3604"/>
+            <w:tcW w:type="dxa" w:w="3198"/>
             <w:shd w:fill="F6F4FE" w:color="auto" w:val="clear"/>
             <w:tcMar>
               <w:top w:type="dxa" w:w="60"/>
@@ -2799,7 +2913,17 @@
               <w:spacing w:after="40" w:before="40"/>
             </w:pPr>
             <w:r>
-              <w:t xml:space="preserve">EDITOR; id, motivo (5 a 500), corpo JSON</w:t>
+              <w:t xml:space="preserve">EDITOR; id, motivo (5 a 500), corpo JSON. Antes do prazo, o n8n responde 409 </w:t>
+            </w:r>
+            <w:r>
+              <w:rPr>
+                <w:rFonts w:ascii="Consolas" w:cs="Consolas" w:eastAsia="Consolas" w:hAnsi="Consolas"/>
+                <w:color w:val="6A1BBF"/>
+                <w:sz w:val="18"/>
+                <w:szCs w:val="18"/>
+                <w:shd w:fill="F1ECFB" w:color="auto" w:val="clear"/>
+              </w:rPr>
+              <w:t xml:space="preserve">SOLICITACAO_NECESSARIA</w:t>
             </w:r>
           </w:p>
         </w:tc>
@@ -2810,7 +2934,7 @@
         </w:trPr>
         <w:tc>
           <w:tcPr>
-            <w:tcW w:type="dxa" w:w="447"/>
+            <w:tcW w:type="dxa" w:w="396"/>
             <w:tcMar>
               <w:top w:type="dxa" w:w="60"/>
               <w:left w:type="dxa" w:w="100"/>
@@ -2829,7 +2953,7 @@
         </w:tc>
         <w:tc>
           <w:tcPr>
-            <w:tcW w:type="dxa" w:w="3206"/>
+            <w:tcW w:type="dxa" w:w="2845"/>
             <w:tcMar>
               <w:top w:type="dxa" w:w="60"/>
               <w:left w:type="dxa" w:w="100"/>
@@ -2855,7 +2979,7 @@
         </w:tc>
         <w:tc>
           <w:tcPr>
-            <w:tcW w:type="dxa" w:w="2382"/>
+            <w:tcW w:type="dxa" w:w="3198"/>
             <w:tcMar>
               <w:top w:type="dxa" w:w="60"/>
               <w:left w:type="dxa" w:w="100"/>
@@ -2897,7 +3021,7 @@
         </w:tc>
         <w:tc>
           <w:tcPr>
-            <w:tcW w:type="dxa" w:w="3604"/>
+            <w:tcW w:type="dxa" w:w="3198"/>
             <w:tcMar>
               <w:top w:type="dxa" w:w="60"/>
               <w:left w:type="dxa" w:w="100"/>
@@ -2921,7 +3045,7 @@
         </w:trPr>
         <w:tc>
           <w:tcPr>
-            <w:tcW w:type="dxa" w:w="447"/>
+            <w:tcW w:type="dxa" w:w="396"/>
             <w:shd w:fill="F6F4FE" w:color="auto" w:val="clear"/>
             <w:tcMar>
               <w:top w:type="dxa" w:w="60"/>
@@ -2941,7 +3065,7 @@
         </w:tc>
         <w:tc>
           <w:tcPr>
-            <w:tcW w:type="dxa" w:w="3206"/>
+            <w:tcW w:type="dxa" w:w="2845"/>
             <w:shd w:fill="F6F4FE" w:color="auto" w:val="clear"/>
             <w:tcMar>
               <w:top w:type="dxa" w:w="60"/>
@@ -2968,7 +3092,7 @@
         </w:tc>
         <w:tc>
           <w:tcPr>
-            <w:tcW w:type="dxa" w:w="2382"/>
+            <w:tcW w:type="dxa" w:w="3198"/>
             <w:shd w:fill="F6F4FE" w:color="auto" w:val="clear"/>
             <w:tcMar>
               <w:top w:type="dxa" w:w="60"/>
@@ -2998,7 +3122,7 @@
         </w:tc>
         <w:tc>
           <w:tcPr>
-            <w:tcW w:type="dxa" w:w="3604"/>
+            <w:tcW w:type="dxa" w:w="3198"/>
             <w:shd w:fill="F6F4FE" w:color="auto" w:val="clear"/>
             <w:tcMar>
               <w:top w:type="dxa" w:w="60"/>
@@ -3023,7 +3147,7 @@
         </w:trPr>
         <w:tc>
           <w:tcPr>
-            <w:tcW w:type="dxa" w:w="447"/>
+            <w:tcW w:type="dxa" w:w="396"/>
             <w:tcMar>
               <w:top w:type="dxa" w:w="60"/>
               <w:left w:type="dxa" w:w="100"/>
@@ -3042,7 +3166,7 @@
         </w:tc>
         <w:tc>
           <w:tcPr>
-            <w:tcW w:type="dxa" w:w="3206"/>
+            <w:tcW w:type="dxa" w:w="2845"/>
             <w:tcMar>
               <w:top w:type="dxa" w:w="60"/>
               <w:left w:type="dxa" w:w="100"/>
@@ -3068,7 +3192,7 @@
         </w:tc>
         <w:tc>
           <w:tcPr>
-            <w:tcW w:type="dxa" w:w="2382"/>
+            <w:tcW w:type="dxa" w:w="3198"/>
             <w:tcMar>
               <w:top w:type="dxa" w:w="60"/>
               <w:left w:type="dxa" w:w="100"/>
@@ -3097,7 +3221,7 @@
         </w:tc>
         <w:tc>
           <w:tcPr>
-            <w:tcW w:type="dxa" w:w="3604"/>
+            <w:tcW w:type="dxa" w:w="3198"/>
             <w:tcMar>
               <w:top w:type="dxa" w:w="60"/>
               <w:left w:type="dxa" w:w="100"/>
@@ -3121,7 +3245,7 @@
         </w:trPr>
         <w:tc>
           <w:tcPr>
-            <w:tcW w:type="dxa" w:w="447"/>
+            <w:tcW w:type="dxa" w:w="396"/>
             <w:shd w:fill="F6F4FE" w:color="auto" w:val="clear"/>
             <w:tcMar>
               <w:top w:type="dxa" w:w="60"/>
@@ -3141,7 +3265,7 @@
         </w:tc>
         <w:tc>
           <w:tcPr>
-            <w:tcW w:type="dxa" w:w="3206"/>
+            <w:tcW w:type="dxa" w:w="2845"/>
             <w:shd w:fill="F6F4FE" w:color="auto" w:val="clear"/>
             <w:tcMar>
               <w:top w:type="dxa" w:w="60"/>
@@ -3168,7 +3292,7 @@
         </w:tc>
         <w:tc>
           <w:tcPr>
-            <w:tcW w:type="dxa" w:w="2382"/>
+            <w:tcW w:type="dxa" w:w="3198"/>
             <w:shd w:fill="F6F4FE" w:color="auto" w:val="clear"/>
             <w:tcMar>
               <w:top w:type="dxa" w:w="60"/>
@@ -3198,7 +3322,7 @@
         </w:tc>
         <w:tc>
           <w:tcPr>
-            <w:tcW w:type="dxa" w:w="3604"/>
+            <w:tcW w:type="dxa" w:w="3198"/>
             <w:shd w:fill="F6F4FE" w:color="auto" w:val="clear"/>
             <w:tcMar>
               <w:top w:type="dxa" w:w="60"/>
@@ -3213,6 +3337,565 @@
             </w:pPr>
             <w:r>
               <w:t xml:space="preserve">login</w:t>
+            </w:r>
+          </w:p>
+        </w:tc>
+      </w:tr>
+      <w:tr>
+        <w:trPr>
+          <w:cantSplit/>
+        </w:trPr>
+        <w:tc>
+          <w:tcPr>
+            <w:tcW w:type="dxa" w:w="396"/>
+            <w:tcMar>
+              <w:top w:type="dxa" w:w="60"/>
+              <w:left w:type="dxa" w:w="100"/>
+              <w:bottom w:type="dxa" w:w="60"/>
+              <w:right w:type="dxa" w:w="100"/>
+            </w:tcMar>
+          </w:tcPr>
+          <w:p>
+            <w:pPr>
+              <w:spacing w:after="40" w:before="40"/>
+            </w:pPr>
+            <w:r>
+              <w:t xml:space="preserve">GET</w:t>
+            </w:r>
+          </w:p>
+        </w:tc>
+        <w:tc>
+          <w:tcPr>
+            <w:tcW w:type="dxa" w:w="2845"/>
+            <w:tcMar>
+              <w:top w:type="dxa" w:w="60"/>
+              <w:left w:type="dxa" w:w="100"/>
+              <w:bottom w:type="dxa" w:w="60"/>
+              <w:right w:type="dxa" w:w="100"/>
+            </w:tcMar>
+          </w:tcPr>
+          <w:p>
+            <w:pPr>
+              <w:spacing w:after="40" w:before="40"/>
+            </w:pPr>
+            <w:r>
+              <w:rPr>
+                <w:rFonts w:ascii="Consolas" w:cs="Consolas" w:eastAsia="Consolas" w:hAnsi="Consolas"/>
+                <w:color w:val="6A1BBF"/>
+                <w:sz w:val="18"/>
+                <w:szCs w:val="18"/>
+                <w:shd w:fill="F1ECFB" w:color="auto" w:val="clear"/>
+              </w:rPr>
+              <w:t xml:space="preserve">/api/solicitacoes</w:t>
+            </w:r>
+          </w:p>
+        </w:tc>
+        <w:tc>
+          <w:tcPr>
+            <w:tcW w:type="dxa" w:w="3198"/>
+            <w:tcMar>
+              <w:top w:type="dxa" w:w="60"/>
+              <w:left w:type="dxa" w:w="100"/>
+              <w:bottom w:type="dxa" w:w="60"/>
+              <w:right w:type="dxa" w:w="100"/>
+            </w:tcMar>
+          </w:tcPr>
+          <w:p>
+            <w:pPr>
+              <w:spacing w:after="40" w:before="40"/>
+            </w:pPr>
+            <w:r>
+              <w:t xml:space="preserve">Solicitações </w:t>
+            </w:r>
+            <w:r>
+              <w:rPr>
+                <w:rFonts w:ascii="Consolas" w:cs="Consolas" w:eastAsia="Consolas" w:hAnsi="Consolas"/>
+                <w:color w:val="6A1BBF"/>
+                <w:sz w:val="18"/>
+                <w:szCs w:val="18"/>
+                <w:shd w:fill="F1ECFB" w:color="auto" w:val="clear"/>
+              </w:rPr>
+              <w:t xml:space="preserve">listar</w:t>
+            </w:r>
+          </w:p>
+        </w:tc>
+        <w:tc>
+          <w:tcPr>
+            <w:tcW w:type="dxa" w:w="3198"/>
+            <w:tcMar>
+              <w:top w:type="dxa" w:w="60"/>
+              <w:left w:type="dxa" w:w="100"/>
+              <w:bottom w:type="dxa" w:w="60"/>
+              <w:right w:type="dxa" w:w="100"/>
+            </w:tcMar>
+          </w:tcPr>
+          <w:p>
+            <w:pPr>
+              <w:spacing w:after="40" w:before="40"/>
+            </w:pPr>
+            <w:r>
+              <w:t xml:space="preserve">login</w:t>
+            </w:r>
+          </w:p>
+        </w:tc>
+      </w:tr>
+      <w:tr>
+        <w:trPr>
+          <w:cantSplit/>
+        </w:trPr>
+        <w:tc>
+          <w:tcPr>
+            <w:tcW w:type="dxa" w:w="396"/>
+            <w:shd w:fill="F6F4FE" w:color="auto" w:val="clear"/>
+            <w:tcMar>
+              <w:top w:type="dxa" w:w="60"/>
+              <w:left w:type="dxa" w:w="100"/>
+              <w:bottom w:type="dxa" w:w="60"/>
+              <w:right w:type="dxa" w:w="100"/>
+            </w:tcMar>
+          </w:tcPr>
+          <w:p>
+            <w:pPr>
+              <w:spacing w:after="40" w:before="40"/>
+            </w:pPr>
+            <w:r>
+              <w:t xml:space="preserve">POST</w:t>
+            </w:r>
+          </w:p>
+        </w:tc>
+        <w:tc>
+          <w:tcPr>
+            <w:tcW w:type="dxa" w:w="2845"/>
+            <w:shd w:fill="F6F4FE" w:color="auto" w:val="clear"/>
+            <w:tcMar>
+              <w:top w:type="dxa" w:w="60"/>
+              <w:left w:type="dxa" w:w="100"/>
+              <w:bottom w:type="dxa" w:w="60"/>
+              <w:right w:type="dxa" w:w="100"/>
+            </w:tcMar>
+          </w:tcPr>
+          <w:p>
+            <w:pPr>
+              <w:spacing w:after="40" w:before="40"/>
+            </w:pPr>
+            <w:r>
+              <w:rPr>
+                <w:rFonts w:ascii="Consolas" w:cs="Consolas" w:eastAsia="Consolas" w:hAnsi="Consolas"/>
+                <w:color w:val="6A1BBF"/>
+                <w:sz w:val="18"/>
+                <w:szCs w:val="18"/>
+                <w:shd w:fill="F1ECFB" w:color="auto" w:val="clear"/>
+              </w:rPr>
+              <w:t xml:space="preserve">/api/solicitacoes</w:t>
+            </w:r>
+          </w:p>
+        </w:tc>
+        <w:tc>
+          <w:tcPr>
+            <w:tcW w:type="dxa" w:w="3198"/>
+            <w:shd w:fill="F6F4FE" w:color="auto" w:val="clear"/>
+            <w:tcMar>
+              <w:top w:type="dxa" w:w="60"/>
+              <w:left w:type="dxa" w:w="100"/>
+              <w:bottom w:type="dxa" w:w="60"/>
+              <w:right w:type="dxa" w:w="100"/>
+            </w:tcMar>
+          </w:tcPr>
+          <w:p>
+            <w:pPr>
+              <w:spacing w:after="40" w:before="40"/>
+            </w:pPr>
+            <w:r>
+              <w:t xml:space="preserve">Usuários </w:t>
+            </w:r>
+            <w:r>
+              <w:rPr>
+                <w:rFonts w:ascii="Consolas" w:cs="Consolas" w:eastAsia="Consolas" w:hAnsi="Consolas"/>
+                <w:color w:val="6A1BBF"/>
+                <w:sz w:val="18"/>
+                <w:szCs w:val="18"/>
+                <w:shd w:fill="F1ECFB" w:color="auto" w:val="clear"/>
+              </w:rPr>
+              <w:t xml:space="preserve">sessao</w:t>
+            </w:r>
+            <w:r>
+              <w:t xml:space="preserve">, Solicitações </w:t>
+            </w:r>
+            <w:r>
+              <w:rPr>
+                <w:rFonts w:ascii="Consolas" w:cs="Consolas" w:eastAsia="Consolas" w:hAnsi="Consolas"/>
+                <w:color w:val="6A1BBF"/>
+                <w:sz w:val="18"/>
+                <w:szCs w:val="18"/>
+                <w:shd w:fill="F1ECFB" w:color="auto" w:val="clear"/>
+              </w:rPr>
+              <w:t xml:space="preserve">criar</w:t>
+            </w:r>
+            <w:r>
+              <w:t xml:space="preserve"> (com </w:t>
+            </w:r>
+            <w:r>
+              <w:rPr>
+                <w:rFonts w:ascii="Consolas" w:cs="Consolas" w:eastAsia="Consolas" w:hAnsi="Consolas"/>
+                <w:color w:val="6A1BBF"/>
+                <w:sz w:val="18"/>
+                <w:szCs w:val="18"/>
+                <w:shd w:fill="F1ECFB" w:color="auto" w:val="clear"/>
+              </w:rPr>
+              <w:t xml:space="preserve">aprovarELiberar</w:t>
+            </w:r>
+            <w:r>
+              <w:t xml:space="preserve">: depois Ações </w:t>
+            </w:r>
+            <w:r>
+              <w:rPr>
+                <w:rFonts w:ascii="Consolas" w:cs="Consolas" w:eastAsia="Consolas" w:hAnsi="Consolas"/>
+                <w:color w:val="6A1BBF"/>
+                <w:sz w:val="18"/>
+                <w:szCs w:val="18"/>
+                <w:shd w:fill="F1ECFB" w:color="auto" w:val="clear"/>
+              </w:rPr>
+              <w:t xml:space="preserve">liberar</w:t>
+            </w:r>
+            <w:r>
+              <w:t xml:space="preserve">)</w:t>
+            </w:r>
+          </w:p>
+        </w:tc>
+        <w:tc>
+          <w:tcPr>
+            <w:tcW w:type="dxa" w:w="3198"/>
+            <w:shd w:fill="F6F4FE" w:color="auto" w:val="clear"/>
+            <w:tcMar>
+              <w:top w:type="dxa" w:w="60"/>
+              <w:left w:type="dxa" w:w="100"/>
+              <w:bottom w:type="dxa" w:w="60"/>
+              <w:right w:type="dxa" w:w="100"/>
+            </w:tcMar>
+          </w:tcPr>
+          <w:p>
+            <w:pPr>
+              <w:spacing w:after="40" w:before="40"/>
+            </w:pPr>
+            <w:r>
+              <w:t xml:space="preserve">login; </w:t>
+            </w:r>
+            <w:r>
+              <w:rPr>
+                <w:rFonts w:ascii="Consolas" w:cs="Consolas" w:eastAsia="Consolas" w:hAnsi="Consolas"/>
+                <w:color w:val="6A1BBF"/>
+                <w:sz w:val="18"/>
+                <w:szCs w:val="18"/>
+                <w:shd w:fill="F1ECFB" w:color="auto" w:val="clear"/>
+              </w:rPr>
+              <w:t xml:space="preserve">idPaciente</w:t>
+            </w:r>
+            <w:r>
+              <w:t xml:space="preserve">, motivo (5 a 500). </w:t>
+            </w:r>
+            <w:r>
+              <w:rPr>
+                <w:rFonts w:ascii="Consolas" w:cs="Consolas" w:eastAsia="Consolas" w:hAnsi="Consolas"/>
+                <w:color w:val="6A1BBF"/>
+                <w:sz w:val="18"/>
+                <w:szCs w:val="18"/>
+                <w:shd w:fill="F1ECFB" w:color="auto" w:val="clear"/>
+              </w:rPr>
+              <w:t xml:space="preserve">aprovarELiberar</w:t>
+            </w:r>
+            <w:r>
+              <w:t xml:space="preserve">: ADMIN</w:t>
+            </w:r>
+          </w:p>
+        </w:tc>
+      </w:tr>
+      <w:tr>
+        <w:trPr>
+          <w:cantSplit/>
+        </w:trPr>
+        <w:tc>
+          <w:tcPr>
+            <w:tcW w:type="dxa" w:w="396"/>
+            <w:tcMar>
+              <w:top w:type="dxa" w:w="60"/>
+              <w:left w:type="dxa" w:w="100"/>
+              <w:bottom w:type="dxa" w:w="60"/>
+              <w:right w:type="dxa" w:w="100"/>
+            </w:tcMar>
+          </w:tcPr>
+          <w:p>
+            <w:pPr>
+              <w:spacing w:after="40" w:before="40"/>
+            </w:pPr>
+            <w:r>
+              <w:t xml:space="preserve">PATCH</w:t>
+            </w:r>
+          </w:p>
+        </w:tc>
+        <w:tc>
+          <w:tcPr>
+            <w:tcW w:type="dxa" w:w="2845"/>
+            <w:tcMar>
+              <w:top w:type="dxa" w:w="60"/>
+              <w:left w:type="dxa" w:w="100"/>
+              <w:bottom w:type="dxa" w:w="60"/>
+              <w:right w:type="dxa" w:w="100"/>
+            </w:tcMar>
+          </w:tcPr>
+          <w:p>
+            <w:pPr>
+              <w:spacing w:after="40" w:before="40"/>
+            </w:pPr>
+            <w:r>
+              <w:rPr>
+                <w:rFonts w:ascii="Consolas" w:cs="Consolas" w:eastAsia="Consolas" w:hAnsi="Consolas"/>
+                <w:color w:val="6A1BBF"/>
+                <w:sz w:val="18"/>
+                <w:szCs w:val="18"/>
+                <w:shd w:fill="F1ECFB" w:color="auto" w:val="clear"/>
+              </w:rPr>
+              <w:t xml:space="preserve">/api/solicitacoes/:id</w:t>
+            </w:r>
+          </w:p>
+        </w:tc>
+        <w:tc>
+          <w:tcPr>
+            <w:tcW w:type="dxa" w:w="3198"/>
+            <w:tcMar>
+              <w:top w:type="dxa" w:w="60"/>
+              <w:left w:type="dxa" w:w="100"/>
+              <w:bottom w:type="dxa" w:w="60"/>
+              <w:right w:type="dxa" w:w="100"/>
+            </w:tcMar>
+          </w:tcPr>
+          <w:p>
+            <w:pPr>
+              <w:spacing w:after="40" w:before="40"/>
+            </w:pPr>
+            <w:r>
+              <w:t xml:space="preserve">Usuários </w:t>
+            </w:r>
+            <w:r>
+              <w:rPr>
+                <w:rFonts w:ascii="Consolas" w:cs="Consolas" w:eastAsia="Consolas" w:hAnsi="Consolas"/>
+                <w:color w:val="6A1BBF"/>
+                <w:sz w:val="18"/>
+                <w:szCs w:val="18"/>
+                <w:shd w:fill="F1ECFB" w:color="auto" w:val="clear"/>
+              </w:rPr>
+              <w:t xml:space="preserve">sessao</w:t>
+            </w:r>
+            <w:r>
+              <w:t xml:space="preserve">, Solicitações </w:t>
+            </w:r>
+            <w:r>
+              <w:rPr>
+                <w:rFonts w:ascii="Consolas" w:cs="Consolas" w:eastAsia="Consolas" w:hAnsi="Consolas"/>
+                <w:color w:val="6A1BBF"/>
+                <w:sz w:val="18"/>
+                <w:szCs w:val="18"/>
+                <w:shd w:fill="F1ECFB" w:color="auto" w:val="clear"/>
+              </w:rPr>
+              <w:t xml:space="preserve">aprovar</w:t>
+            </w:r>
+            <w:r>
+              <w:t xml:space="preserve">, </w:t>
+            </w:r>
+            <w:r>
+              <w:rPr>
+                <w:rFonts w:ascii="Consolas" w:cs="Consolas" w:eastAsia="Consolas" w:hAnsi="Consolas"/>
+                <w:color w:val="6A1BBF"/>
+                <w:sz w:val="18"/>
+                <w:szCs w:val="18"/>
+                <w:shd w:fill="F1ECFB" w:color="auto" w:val="clear"/>
+              </w:rPr>
+              <w:t xml:space="preserve">recusar</w:t>
+            </w:r>
+            <w:r>
+              <w:t xml:space="preserve"> ou </w:t>
+            </w:r>
+            <w:r>
+              <w:rPr>
+                <w:rFonts w:ascii="Consolas" w:cs="Consolas" w:eastAsia="Consolas" w:hAnsi="Consolas"/>
+                <w:color w:val="6A1BBF"/>
+                <w:sz w:val="18"/>
+                <w:szCs w:val="18"/>
+                <w:shd w:fill="F1ECFB" w:color="auto" w:val="clear"/>
+              </w:rPr>
+              <w:t xml:space="preserve">cancelar</w:t>
+            </w:r>
+          </w:p>
+        </w:tc>
+        <w:tc>
+          <w:tcPr>
+            <w:tcW w:type="dxa" w:w="3198"/>
+            <w:tcMar>
+              <w:top w:type="dxa" w:w="60"/>
+              <w:left w:type="dxa" w:w="100"/>
+              <w:bottom w:type="dxa" w:w="60"/>
+              <w:right w:type="dxa" w:w="100"/>
+            </w:tcMar>
+          </w:tcPr>
+          <w:p>
+            <w:pPr>
+              <w:spacing w:after="40" w:before="40"/>
+            </w:pPr>
+            <w:r>
+              <w:t xml:space="preserve">aprovar e recusar: ADMIN (recusar com motivo); cancelar: quem abriu ou ADMIN</w:t>
+            </w:r>
+          </w:p>
+        </w:tc>
+      </w:tr>
+      <w:tr>
+        <w:trPr>
+          <w:cantSplit/>
+        </w:trPr>
+        <w:tc>
+          <w:tcPr>
+            <w:tcW w:type="dxa" w:w="396"/>
+            <w:shd w:fill="F6F4FE" w:color="auto" w:val="clear"/>
+            <w:tcMar>
+              <w:top w:type="dxa" w:w="60"/>
+              <w:left w:type="dxa" w:w="100"/>
+              <w:bottom w:type="dxa" w:w="60"/>
+              <w:right w:type="dxa" w:w="100"/>
+            </w:tcMar>
+          </w:tcPr>
+          <w:p>
+            <w:pPr>
+              <w:spacing w:after="40" w:before="40"/>
+            </w:pPr>
+            <w:r>
+              <w:t xml:space="preserve">POST</w:t>
+            </w:r>
+          </w:p>
+        </w:tc>
+        <w:tc>
+          <w:tcPr>
+            <w:tcW w:type="dxa" w:w="2845"/>
+            <w:shd w:fill="F6F4FE" w:color="auto" w:val="clear"/>
+            <w:tcMar>
+              <w:top w:type="dxa" w:w="60"/>
+              <w:left w:type="dxa" w:w="100"/>
+              <w:bottom w:type="dxa" w:w="60"/>
+              <w:right w:type="dxa" w:w="100"/>
+            </w:tcMar>
+          </w:tcPr>
+          <w:p>
+            <w:pPr>
+              <w:spacing w:after="40" w:before="40"/>
+            </w:pPr>
+            <w:r>
+              <w:rPr>
+                <w:rFonts w:ascii="Consolas" w:cs="Consolas" w:eastAsia="Consolas" w:hAnsi="Consolas"/>
+                <w:color w:val="6A1BBF"/>
+                <w:sz w:val="18"/>
+                <w:szCs w:val="18"/>
+                <w:shd w:fill="F1ECFB" w:color="auto" w:val="clear"/>
+              </w:rPr>
+              <w:t xml:space="preserve">/api/solicitacoes/:id/liberar</w:t>
+            </w:r>
+          </w:p>
+        </w:tc>
+        <w:tc>
+          <w:tcPr>
+            <w:tcW w:type="dxa" w:w="3198"/>
+            <w:shd w:fill="F6F4FE" w:color="auto" w:val="clear"/>
+            <w:tcMar>
+              <w:top w:type="dxa" w:w="60"/>
+              <w:left w:type="dxa" w:w="100"/>
+              <w:bottom w:type="dxa" w:w="60"/>
+              <w:right w:type="dxa" w:w="100"/>
+            </w:tcMar>
+          </w:tcPr>
+          <w:p>
+            <w:pPr>
+              <w:spacing w:after="40" w:before="40"/>
+            </w:pPr>
+            <w:r>
+              <w:t xml:space="preserve">Usuários </w:t>
+            </w:r>
+            <w:r>
+              <w:rPr>
+                <w:rFonts w:ascii="Consolas" w:cs="Consolas" w:eastAsia="Consolas" w:hAnsi="Consolas"/>
+                <w:color w:val="6A1BBF"/>
+                <w:sz w:val="18"/>
+                <w:szCs w:val="18"/>
+                <w:shd w:fill="F1ECFB" w:color="auto" w:val="clear"/>
+              </w:rPr>
+              <w:t xml:space="preserve">sessao</w:t>
+            </w:r>
+            <w:r>
+              <w:t xml:space="preserve">, Ações </w:t>
+            </w:r>
+            <w:r>
+              <w:rPr>
+                <w:rFonts w:ascii="Consolas" w:cs="Consolas" w:eastAsia="Consolas" w:hAnsi="Consolas"/>
+                <w:color w:val="6A1BBF"/>
+                <w:sz w:val="18"/>
+                <w:szCs w:val="18"/>
+                <w:shd w:fill="F1ECFB" w:color="auto" w:val="clear"/>
+              </w:rPr>
+              <w:t xml:space="preserve">liberar</w:t>
+            </w:r>
+            <w:r>
+              <w:t xml:space="preserve"> com </w:t>
+            </w:r>
+            <w:r>
+              <w:rPr>
+                <w:rFonts w:ascii="Consolas" w:cs="Consolas" w:eastAsia="Consolas" w:hAnsi="Consolas"/>
+                <w:color w:val="6A1BBF"/>
+                <w:sz w:val="18"/>
+                <w:szCs w:val="18"/>
+                <w:shd w:fill="F1ECFB" w:color="auto" w:val="clear"/>
+              </w:rPr>
+              <w:t xml:space="preserve">idSolicitacao</w:t>
+            </w:r>
+          </w:p>
+        </w:tc>
+        <w:tc>
+          <w:tcPr>
+            <w:tcW w:type="dxa" w:w="3198"/>
+            <w:shd w:fill="F6F4FE" w:color="auto" w:val="clear"/>
+            <w:tcMar>
+              <w:top w:type="dxa" w:w="60"/>
+              <w:left w:type="dxa" w:w="100"/>
+              <w:bottom w:type="dxa" w:w="60"/>
+              <w:right w:type="dxa" w:w="100"/>
+            </w:tcMar>
+          </w:tcPr>
+          <w:p>
+            <w:pPr>
+              <w:spacing w:after="40" w:before="40"/>
+            </w:pPr>
+            <w:r>
+              <w:t xml:space="preserve">EDITOR; </w:t>
+            </w:r>
+            <w:r>
+              <w:rPr>
+                <w:rFonts w:ascii="Consolas" w:cs="Consolas" w:eastAsia="Consolas" w:hAnsi="Consolas"/>
+                <w:color w:val="6A1BBF"/>
+                <w:sz w:val="18"/>
+                <w:szCs w:val="18"/>
+                <w:shd w:fill="F1ECFB" w:color="auto" w:val="clear"/>
+              </w:rPr>
+              <w:t xml:space="preserve">idPaciente</w:t>
+            </w:r>
+            <w:r>
+              <w:t xml:space="preserve">. </w:t>
+            </w:r>
+            <w:r>
+              <w:rPr>
+                <w:rFonts w:ascii="Consolas" w:cs="Consolas" w:eastAsia="Consolas" w:hAnsi="Consolas"/>
+                <w:color w:val="6A1BBF"/>
+                <w:sz w:val="18"/>
+                <w:szCs w:val="18"/>
+                <w:shd w:fill="F1ECFB" w:color="auto" w:val="clear"/>
+              </w:rPr>
+              <w:t xml:space="preserve">aprovar: true</w:t>
+            </w:r>
+            <w:r>
+              <w:t xml:space="preserve">: ADMIN</w:t>
             </w:r>
           </w:p>
         </w:tc>
@@ -3330,11 +4013,11 @@
       <w:pPr>
         <w:pStyle w:val="Heading2"/>
       </w:pPr>
-      <w:bookmarkStart w:name="_Toc50" w:id="50"/>
+      <w:bookmarkStart w:name="_Toc53" w:id="53"/>
       <w:r>
         <w:t xml:space="preserve">APIs do CNN usadas</w:t>
       </w:r>
-      <w:bookmarkEnd w:id="50"/>
+      <w:bookmarkEnd w:id="53"/>
     </w:p>
     <w:tbl>
       <w:tblPr>
@@ -3350,10 +4033,10 @@
         <w:tblLayout w:type="fixed"/>
       </w:tblPr>
       <w:tblGrid>
-        <w:gridCol w:w="462"/>
-        <w:gridCol w:w="3732"/>
-        <w:gridCol w:w="3273"/>
-        <w:gridCol w:w="2170"/>
+        <w:gridCol w:w="441"/>
+        <w:gridCol w:w="3562"/>
+        <w:gridCol w:w="3562"/>
+        <w:gridCol w:w="2072"/>
       </w:tblGrid>
       <w:tr>
         <w:trPr>
@@ -3361,7 +4044,7 @@
         </w:trPr>
         <w:tc>
           <w:tcPr>
-            <w:tcW w:type="dxa" w:w="462"/>
+            <w:tcW w:type="dxa" w:w="441"/>
             <w:shd w:fill="1C1FC8" w:color="auto" w:val="clear"/>
             <w:tcMar>
               <w:top w:type="dxa" w:w="60"/>
@@ -3386,7 +4069,7 @@
         </w:tc>
         <w:tc>
           <w:tcPr>
-            <w:tcW w:type="dxa" w:w="3732"/>
+            <w:tcW w:type="dxa" w:w="3562"/>
             <w:shd w:fill="1C1FC8" w:color="auto" w:val="clear"/>
             <w:tcMar>
               <w:top w:type="dxa" w:w="60"/>
@@ -3411,7 +4094,7 @@
         </w:tc>
         <w:tc>
           <w:tcPr>
-            <w:tcW w:type="dxa" w:w="3273"/>
+            <w:tcW w:type="dxa" w:w="3562"/>
             <w:shd w:fill="1C1FC8" w:color="auto" w:val="clear"/>
             <w:tcMar>
               <w:top w:type="dxa" w:w="60"/>
@@ -3436,7 +4119,7 @@
         </w:tc>
         <w:tc>
           <w:tcPr>
-            <w:tcW w:type="dxa" w:w="2170"/>
+            <w:tcW w:type="dxa" w:w="2072"/>
             <w:shd w:fill="1C1FC8" w:color="auto" w:val="clear"/>
             <w:tcMar>
               <w:top w:type="dxa" w:w="60"/>
@@ -3466,7 +4149,7 @@
         </w:trPr>
         <w:tc>
           <w:tcPr>
-            <w:tcW w:type="dxa" w:w="462"/>
+            <w:tcW w:type="dxa" w:w="441"/>
             <w:tcMar>
               <w:top w:type="dxa" w:w="60"/>
               <w:left w:type="dxa" w:w="100"/>
@@ -3485,7 +4168,7 @@
         </w:tc>
         <w:tc>
           <w:tcPr>
-            <w:tcW w:type="dxa" w:w="3732"/>
+            <w:tcW w:type="dxa" w:w="3562"/>
             <w:tcMar>
               <w:top w:type="dxa" w:w="60"/>
               <w:left w:type="dxa" w:w="100"/>
@@ -3511,7 +4194,7 @@
         </w:tc>
         <w:tc>
           <w:tcPr>
-            <w:tcW w:type="dxa" w:w="3273"/>
+            <w:tcW w:type="dxa" w:w="3562"/>
             <w:tcMar>
               <w:top w:type="dxa" w:w="60"/>
               <w:left w:type="dxa" w:w="100"/>
@@ -3543,7 +4226,7 @@
         </w:tc>
         <w:tc>
           <w:tcPr>
-            <w:tcW w:type="dxa" w:w="2170"/>
+            <w:tcW w:type="dxa" w:w="2072"/>
             <w:tcMar>
               <w:top w:type="dxa" w:w="60"/>
               <w:left w:type="dxa" w:w="100"/>
@@ -3577,7 +4260,7 @@
         </w:trPr>
         <w:tc>
           <w:tcPr>
-            <w:tcW w:type="dxa" w:w="462"/>
+            <w:tcW w:type="dxa" w:w="441"/>
             <w:shd w:fill="F6F4FE" w:color="auto" w:val="clear"/>
             <w:tcMar>
               <w:top w:type="dxa" w:w="60"/>
@@ -3597,7 +4280,7 @@
         </w:tc>
         <w:tc>
           <w:tcPr>
-            <w:tcW w:type="dxa" w:w="3732"/>
+            <w:tcW w:type="dxa" w:w="3562"/>
             <w:shd w:fill="F6F4FE" w:color="auto" w:val="clear"/>
             <w:tcMar>
               <w:top w:type="dxa" w:w="60"/>
@@ -3624,7 +4307,7 @@
         </w:tc>
         <w:tc>
           <w:tcPr>
-            <w:tcW w:type="dxa" w:w="3273"/>
+            <w:tcW w:type="dxa" w:w="3562"/>
             <w:shd w:fill="F6F4FE" w:color="auto" w:val="clear"/>
             <w:tcMar>
               <w:top w:type="dxa" w:w="60"/>
@@ -3638,13 +4321,13 @@
               <w:spacing w:after="40" w:before="40"/>
             </w:pPr>
             <w:r>
-              <w:t xml:space="preserve">Bloqueio (uma vez por paciente), Ações, Leitura (detalhe)</w:t>
-            </w:r>
-          </w:p>
-        </w:tc>
-        <w:tc>
-          <w:tcPr>
-            <w:tcW w:type="dxa" w:w="2170"/>
+              <w:t xml:space="preserve">Bloqueio (uma vez por paciente), liberação das 02:00, Ações, Leitura (detalhe)</w:t>
+            </w:r>
+          </w:p>
+        </w:tc>
+        <w:tc>
+          <w:tcPr>
+            <w:tcW w:type="dxa" w:w="2072"/>
             <w:shd w:fill="F6F4FE" w:color="auto" w:val="clear"/>
             <w:tcMar>
               <w:top w:type="dxa" w:w="60"/>
@@ -3679,7 +4362,7 @@
         </w:trPr>
         <w:tc>
           <w:tcPr>
-            <w:tcW w:type="dxa" w:w="462"/>
+            <w:tcW w:type="dxa" w:w="441"/>
             <w:tcMar>
               <w:top w:type="dxa" w:w="60"/>
               <w:left w:type="dxa" w:w="100"/>
@@ -3698,7 +4381,7 @@
         </w:tc>
         <w:tc>
           <w:tcPr>
-            <w:tcW w:type="dxa" w:w="3732"/>
+            <w:tcW w:type="dxa" w:w="3562"/>
             <w:tcMar>
               <w:top w:type="dxa" w:w="60"/>
               <w:left w:type="dxa" w:w="100"/>
@@ -3724,7 +4407,7 @@
         </w:tc>
         <w:tc>
           <w:tcPr>
-            <w:tcW w:type="dxa" w:w="3273"/>
+            <w:tcW w:type="dxa" w:w="3562"/>
             <w:tcMar>
               <w:top w:type="dxa" w:w="60"/>
               <w:left w:type="dxa" w:w="100"/>
@@ -3743,7 +4426,7 @@
         </w:tc>
         <w:tc>
           <w:tcPr>
-            <w:tcW w:type="dxa" w:w="2170"/>
+            <w:tcW w:type="dxa" w:w="2072"/>
             <w:tcMar>
               <w:top w:type="dxa" w:w="60"/>
               <w:left w:type="dxa" w:w="100"/>
@@ -3780,7 +4463,7 @@
         </w:trPr>
         <w:tc>
           <w:tcPr>
-            <w:tcW w:type="dxa" w:w="462"/>
+            <w:tcW w:type="dxa" w:w="441"/>
             <w:shd w:fill="F6F4FE" w:color="auto" w:val="clear"/>
             <w:tcMar>
               <w:top w:type="dxa" w:w="60"/>
@@ -3800,7 +4483,7 @@
         </w:tc>
         <w:tc>
           <w:tcPr>
-            <w:tcW w:type="dxa" w:w="3732"/>
+            <w:tcW w:type="dxa" w:w="3562"/>
             <w:shd w:fill="F6F4FE" w:color="auto" w:val="clear"/>
             <w:tcMar>
               <w:top w:type="dxa" w:w="60"/>
@@ -3866,7 +4549,7 @@
         </w:tc>
         <w:tc>
           <w:tcPr>
-            <w:tcW w:type="dxa" w:w="3273"/>
+            <w:tcW w:type="dxa" w:w="3562"/>
             <w:shd w:fill="F6F4FE" w:color="auto" w:val="clear"/>
             <w:tcMar>
               <w:top w:type="dxa" w:w="60"/>
@@ -3886,7 +4569,7 @@
         </w:tc>
         <w:tc>
           <w:tcPr>
-            <w:tcW w:type="dxa" w:w="2170"/>
+            <w:tcW w:type="dxa" w:w="2072"/>
             <w:shd w:fill="F6F4FE" w:color="auto" w:val="clear"/>
             <w:tcMar>
               <w:top w:type="dxa" w:w="60"/>
@@ -3911,7 +4594,7 @@
         </w:trPr>
         <w:tc>
           <w:tcPr>
-            <w:tcW w:type="dxa" w:w="462"/>
+            <w:tcW w:type="dxa" w:w="441"/>
             <w:tcMar>
               <w:top w:type="dxa" w:w="60"/>
               <w:left w:type="dxa" w:w="100"/>
@@ -3930,7 +4613,7 @@
         </w:tc>
         <w:tc>
           <w:tcPr>
-            <w:tcW w:type="dxa" w:w="3732"/>
+            <w:tcW w:type="dxa" w:w="3562"/>
             <w:tcMar>
               <w:top w:type="dxa" w:w="60"/>
               <w:left w:type="dxa" w:w="100"/>
@@ -3956,7 +4639,7 @@
         </w:tc>
         <w:tc>
           <w:tcPr>
-            <w:tcW w:type="dxa" w:w="3273"/>
+            <w:tcW w:type="dxa" w:w="3562"/>
             <w:tcMar>
               <w:top w:type="dxa" w:w="60"/>
               <w:left w:type="dxa" w:w="100"/>
@@ -3982,6 +4665,19 @@
               <w:t xml:space="preserve">false</w:t>
             </w:r>
             <w:r>
+              <w:t xml:space="preserve">), liberação das 02:00 (</w:t>
+            </w:r>
+            <w:r>
+              <w:rPr>
+                <w:rFonts w:ascii="Consolas" w:cs="Consolas" w:eastAsia="Consolas" w:hAnsi="Consolas"/>
+                <w:color w:val="6A1BBF"/>
+                <w:sz w:val="18"/>
+                <w:szCs w:val="18"/>
+                <w:shd w:fill="F1ECFB" w:color="auto" w:val="clear"/>
+              </w:rPr>
+              <w:t xml:space="preserve">true</w:t>
+            </w:r>
+            <w:r>
               <w:t xml:space="preserve">), Ações (</w:t>
             </w:r>
             <w:r>
@@ -4014,7 +4710,7 @@
         </w:tc>
         <w:tc>
           <w:tcPr>
-            <w:tcW w:type="dxa" w:w="2170"/>
+            <w:tcW w:type="dxa" w:w="2072"/>
             <w:tcMar>
               <w:top w:type="dxa" w:w="60"/>
               <w:left w:type="dxa" w:w="100"/>
@@ -4059,18 +4755,18 @@
       <w:pPr>
         <w:pStyle w:val="Heading2"/>
       </w:pPr>
-      <w:bookmarkStart w:name="_Toc51" w:id="51"/>
+      <w:bookmarkStart w:name="_Toc54" w:id="54"/>
       <w:r>
         <w:t xml:space="preserve">Caminho de cada requisição</w:t>
       </w:r>
-      <w:bookmarkEnd w:id="51"/>
+      <w:bookmarkEnd w:id="54"/>
     </w:p>
     <w:p>
       <w:pPr>
         <w:pStyle w:val="Heading3"/>
       </w:pPr>
       <w:r>
-        <w:t xml:space="preserve">Liberar pelo painel</w:t>
+        <w:t xml:space="preserve">Liberar pelo painel (a partir de uma solicitação)</w:t>
       </w:r>
     </w:p>
     <w:p>
@@ -4081,7 +4777,7 @@
       <w:r>
         <w:drawing>
           <wp:inline distT="0" distB="0" distL="0" distR="0">
-            <wp:extent cx="5905500" cy="6238875"/>
+            <wp:extent cx="5905500" cy="7115175"/>
             <wp:effectExtent t="0" r="0" b="0" l="0"/>
             <wp:docPr id="13" name="" descr="" title=""/>
             <wp:cNvGraphicFramePr>
@@ -4106,7 +4802,7 @@
                   <pic:spPr bwMode="auto">
                     <a:xfrm>
                       <a:off x="0" y="0"/>
-                      <a:ext cx="5905500" cy="6238875"/>
+                      <a:ext cx="5905500" cy="7115175"/>
                     </a:xfrm>
                     <a:prstGeom prst="rect">
                       <a:avLst/>
@@ -4117,6 +4813,36 @@
             </a:graphic>
           </wp:inline>
         </w:drawing>
+      </w:r>
+    </w:p>
+    <w:p>
+      <w:pPr>
+        <w:spacing w:after="120"/>
+      </w:pPr>
+      <w:r>
+        <w:t xml:space="preserve">Sem solicitação (</w:t>
+      </w:r>
+      <w:r>
+        <w:rPr>
+          <w:rFonts w:ascii="Consolas" w:cs="Consolas" w:eastAsia="Consolas" w:hAnsi="Consolas"/>
+          <w:color w:val="6A1BBF"/>
+          <w:sz w:val="18"/>
+          <w:szCs w:val="18"/>
+          <w:shd w:fill="F1ECFB" w:color="auto" w:val="clear"/>
+        </w:rPr>
+        <w:t xml:space="preserve">POST /api/pacientes/123/liberar</w:t>
+      </w:r>
+      <w:r>
+        <w:t xml:space="preserve">), o caminho é o mesmo, mas só segue se o prazo já terminou (Apto). O pedido em si (abrir, aprovar, recusar, cancelar) passa pelo </w:t>
+      </w:r>
+      <w:r>
+        <w:rPr>
+          <w:color w:val="1C1FC8"/>
+        </w:rPr>
+        <w:t xml:space="preserve">workflow Solicitações</w:t>
+      </w:r>
+      <w:r>
+        <w:t xml:space="preserve">, que só grava no banco.</w:t>
       </w:r>
     </w:p>
     <w:p>
@@ -4213,13 +4939,81 @@
     </w:p>
     <w:p>
       <w:pPr>
+        <w:spacing w:after="120"/>
+      </w:pPr>
+      <w:r>
+        <w:t xml:space="preserve">O bloqueio deixa de fora quem já cumpriu o prazo da falta vigente. Detalhes em </w:t>
+      </w:r>
+      <w:r>
+        <w:rPr>
+          <w:color w:val="1C1FC8"/>
+        </w:rPr>
+        <w:t xml:space="preserve">bloqueio.md</w:t>
+      </w:r>
+      <w:r>
+        <w:t xml:space="preserve">.</w:t>
+      </w:r>
+    </w:p>
+    <w:p>
+      <w:pPr>
+        <w:pStyle w:val="Heading3"/>
+      </w:pPr>
+      <w:r>
+        <w:t xml:space="preserve">Liberação automática (02:00)</w:t>
+      </w:r>
+    </w:p>
+    <w:p>
+      <w:pPr>
+        <w:spacing w:after="120"/>
+      </w:pPr>
+      <w:r>
+        <w:t xml:space="preserve">Uma hora depois do bloqueio, o workflow de liberação lê quem está </w:t>
+      </w:r>
+      <w:r>
+        <w:rPr>
+          <w:rFonts w:ascii="Consolas" w:cs="Consolas" w:eastAsia="Consolas" w:hAnsi="Consolas"/>
+          <w:color w:val="6A1BBF"/>
+          <w:sz w:val="18"/>
+          <w:szCs w:val="18"/>
+          <w:shd w:fill="F1ECFB" w:color="auto" w:val="clear"/>
+        </w:rPr>
+        <w:t xml:space="preserve">BLOQUEADO</w:t>
+      </w:r>
+      <w:r>
+        <w:t xml:space="preserve"> no controle pela falta vigente e já cumpriu o prazo, consulta cada um no CNN, manda </w:t>
+      </w:r>
+      <w:r>
+        <w:rPr>
+          <w:rFonts w:ascii="Consolas" w:cs="Consolas" w:eastAsia="Consolas" w:hAnsi="Consolas"/>
+          <w:color w:val="6A1BBF"/>
+          <w:sz w:val="18"/>
+          <w:szCs w:val="18"/>
+          <w:shd w:fill="F1ECFB" w:color="auto" w:val="clear"/>
+        </w:rPr>
+        <w:t xml:space="preserve">{ "ativo": true }</w:t>
+      </w:r>
+      <w:r>
+        <w:t xml:space="preserve"> (ou só registra, se já está ativo) e grava auditoria, controle e o encerramento das solicitações abertas numa transação. Detalhes em </w:t>
+      </w:r>
+      <w:r>
+        <w:rPr>
+          <w:color w:val="1C1FC8"/>
+        </w:rPr>
+        <w:t xml:space="preserve">liberacao.md</w:t>
+      </w:r>
+      <w:r>
+        <w:t xml:space="preserve">.</w:t>
+      </w:r>
+    </w:p>
+    <w:p>
+      <w:pPr>
         <w:pStyle w:val="Heading2"/>
       </w:pPr>
-      <w:bookmarkStart w:name="_Toc52" w:id="52"/>
+      <w:bookmarkStart w:name="_Toc55" w:id="55"/>
       <w:r>
         <w:t xml:space="preserve">O painel no navegador</w:t>
       </w:r>
-      <w:bookmarkEnd w:id="52"/>
+      <w:bookmarkEnd w:id="55"/>
     </w:p>
     <w:p>
       <w:pPr>
@@ -4319,11 +5113,11 @@
       <w:pPr>
         <w:pStyle w:val="Heading2"/>
       </w:pPr>
-      <w:bookmarkStart w:name="_Toc53" w:id="53"/>
+      <w:bookmarkStart w:name="_Toc56" w:id="56"/>
       <w:r>
         <w:t xml:space="preserve">Tratamento de erro</w:t>
       </w:r>
-      <w:bookmarkEnd w:id="53"/>
+      <w:bookmarkEnd w:id="56"/>
     </w:p>
     <w:p>
       <w:pPr>
@@ -4460,10 +5254,10 @@
           <w:b/>
           <w:bCs/>
         </w:rPr>
-        <w:t xml:space="preserve">Bloqueio (01:00):</w:t>
-      </w:r>
-      <w:r>
-        <w:t xml:space="preserve"> como antes, um erro não para a execução. Agora o PATCH que falha também fica registrado na auditoria (</w:t>
+        <w:t xml:space="preserve">Bloqueio (01:00) e liberação (02:00):</w:t>
+      </w:r>
+      <w:r>
+        <w:t xml:space="preserve"> um erro não para a execução. O PATCH que falha fica registrado na auditoria (</w:t>
       </w:r>
       <w:r>
         <w:rPr>
@@ -4476,7 +5270,7 @@
         <w:t xml:space="preserve">Sucesso = 0</w:t>
       </w:r>
       <w:r>
-        <w:t xml:space="preserve">).</w:t>
+        <w:t xml:space="preserve">); na liberação, a rotina tenta de novo na noite seguinte.</w:t>
       </w:r>
     </w:p>
     <w:p>
@@ -4496,7 +5290,7 @@
         <w:t xml:space="preserve">Error workflow:</w:t>
       </w:r>
       <w:r>
-        <w:t xml:space="preserve"> configure o Error Handler do painel de monitoramento nos quatro workflows ativos (bloqueio, Leitura, Ações e Usuários), para que uma falha apareça lá.</w:t>
+        <w:t xml:space="preserve"> configure o Error Handler do painel de monitoramento nos seis workflows ativos (bloqueio, liberação automática, Leitura, Ações, Usuários e Solicitações), para que uma falha apareça lá.</w:t>
       </w:r>
     </w:p>
     <w:p>
@@ -4508,11 +5302,11 @@
       <w:pPr>
         <w:pStyle w:val="Heading2"/>
       </w:pPr>
-      <w:bookmarkStart w:name="_Toc54" w:id="54"/>
+      <w:bookmarkStart w:name="_Toc57" w:id="57"/>
       <w:r>
         <w:t xml:space="preserve">Segurança por camada</w:t>
       </w:r>
-      <w:bookmarkEnd w:id="54"/>
+      <w:bookmarkEnd w:id="57"/>
     </w:p>
     <w:p>
       <w:pPr>
@@ -5194,7 +5988,20 @@
               <w:t xml:space="preserve">SELECT/INSERT/UPDATE</w:t>
             </w:r>
             <w:r>
-              <w:t xml:space="preserve"> nas tabelas do sistema; </w:t>
+              <w:t xml:space="preserve"> nas tabelas do sistema (inclusive </w:t>
+            </w:r>
+            <w:r>
+              <w:rPr>
+                <w:rFonts w:ascii="Consolas" w:cs="Consolas" w:eastAsia="Consolas" w:hAnsi="Consolas"/>
+                <w:color w:val="6A1BBF"/>
+                <w:sz w:val="18"/>
+                <w:szCs w:val="18"/>
+                <w:shd w:fill="F1ECFB" w:color="auto" w:val="clear"/>
+              </w:rPr>
+              <w:t xml:space="preserve">CtlCnnSolicitacao</w:t>
+            </w:r>
+            <w:r>
+              <w:t xml:space="preserve">); </w:t>
             </w:r>
             <w:r>
               <w:rPr>
@@ -5297,11 +6104,11 @@
       <w:pPr>
         <w:pStyle w:val="Heading2"/>
       </w:pPr>
-      <w:bookmarkStart w:name="_Toc55" w:id="55"/>
+      <w:bookmarkStart w:name="_Toc58" w:id="58"/>
       <w:r>
         <w:t xml:space="preserve">Configuração</w:t>
       </w:r>
-      <w:bookmarkEnd w:id="55"/>
+      <w:bookmarkEnd w:id="58"/>
     </w:p>
     <w:tbl>
       <w:tblPr>
@@ -5458,7 +6265,7 @@
               <w:spacing w:after="40" w:before="40"/>
             </w:pPr>
             <w:r>
-              <w:t xml:space="preserve">Horário do bloqueio</w:t>
+              <w:t xml:space="preserve">Horários</w:t>
             </w:r>
           </w:p>
         </w:tc>
@@ -5478,7 +6285,7 @@
               <w:spacing w:after="40" w:before="40"/>
             </w:pPr>
             <w:r>
-              <w:t xml:space="preserve">Nó </w:t>
+              <w:t xml:space="preserve">Bloqueio: nó </w:t>
             </w:r>
             <w:r>
               <w:rPr>
@@ -5504,7 +6311,33 @@
               <w:t xml:space="preserve">0 1 * * *</w:t>
             </w:r>
             <w:r>
-              <w:t xml:space="preserve">); fuso da instância n8n = </w:t>
+              <w:t xml:space="preserve">). Liberação: nó </w:t>
+            </w:r>
+            <w:r>
+              <w:rPr>
+                <w:rFonts w:ascii="Consolas" w:cs="Consolas" w:eastAsia="Consolas" w:hAnsi="Consolas"/>
+                <w:color w:val="6A1BBF"/>
+                <w:sz w:val="18"/>
+                <w:szCs w:val="18"/>
+                <w:shd w:fill="F1ECFB" w:color="auto" w:val="clear"/>
+              </w:rPr>
+              <w:t xml:space="preserve">Todo dia 02:00</w:t>
+            </w:r>
+            <w:r>
+              <w:t xml:space="preserve"> (cron </w:t>
+            </w:r>
+            <w:r>
+              <w:rPr>
+                <w:rFonts w:ascii="Consolas" w:cs="Consolas" w:eastAsia="Consolas" w:hAnsi="Consolas"/>
+                <w:color w:val="6A1BBF"/>
+                <w:sz w:val="18"/>
+                <w:szCs w:val="18"/>
+                <w:shd w:fill="F1ECFB" w:color="auto" w:val="clear"/>
+              </w:rPr>
+              <w:t xml:space="preserve">0 2 * * *</w:t>
+            </w:r>
+            <w:r>
+              <w:t xml:space="preserve">). Fuso da instância n8n = </w:t>
             </w:r>
             <w:r>
               <w:rPr>
@@ -5674,6 +6507,19 @@
                 <w:szCs w:val="18"/>
                 <w:shd w:fill="F1ECFB" w:color="auto" w:val="clear"/>
               </w:rPr>
+              <w:t xml:space="preserve">N8N_SOLICITACOES_URL</w:t>
+            </w:r>
+            <w:r>
+              <w:t xml:space="preserve">, </w:t>
+            </w:r>
+            <w:r>
+              <w:rPr>
+                <w:rFonts w:ascii="Consolas" w:cs="Consolas" w:eastAsia="Consolas" w:hAnsi="Consolas"/>
+                <w:color w:val="6A1BBF"/>
+                <w:sz w:val="18"/>
+                <w:szCs w:val="18"/>
+                <w:shd w:fill="F1ECFB" w:color="auto" w:val="clear"/>
+              </w:rPr>
               <w:t xml:space="preserve">N8N_WEBHOOK_SECRET</w:t>
             </w:r>
             <w:r>
@@ -5843,11 +6689,11 @@
       <w:pPr>
         <w:pStyle w:val="Heading2"/>
       </w:pPr>
-      <w:bookmarkStart w:name="_Toc56" w:id="56"/>
+      <w:bookmarkStart w:name="_Toc59" w:id="59"/>
       <w:r>
         <w:t xml:space="preserve">Deploy</w:t>
       </w:r>
-      <w:bookmarkEnd w:id="56"/>
+      <w:bookmarkEnd w:id="59"/>
     </w:p>
     <w:p>
       <w:pPr>
@@ -5857,7 +6703,7 @@
       <w:r>
         <w:drawing>
           <wp:inline distT="0" distB="0" distL="0" distR="0">
-            <wp:extent cx="5905500" cy="3409950"/>
+            <wp:extent cx="5686425" cy="3752850"/>
             <wp:effectExtent t="0" r="0" b="0" l="0"/>
             <wp:docPr id="16" name="" descr="" title=""/>
             <wp:cNvGraphicFramePr>
@@ -5882,7 +6728,7 @@
                   <pic:spPr bwMode="auto">
                     <a:xfrm>
                       <a:off x="0" y="0"/>
-                      <a:ext cx="5905500" cy="3409950"/>
+                      <a:ext cx="5686425" cy="3752850"/>
                     </a:xfrm>
                     <a:prstGeom prst="rect">
                       <a:avLst/>

--- a/docs/word/05 - Arquitetura.docx
+++ b/docs/word/05 - Arquitetura.docx
@@ -827,6 +827,142 @@
               </w:rPr>
               <w:t xml:space="preserve">lib/</w:t>
             </w:r>
+            <w:r>
+              <w:t xml:space="preserve">. São </w:t>
+            </w:r>
+            <w:r>
+              <w:rPr>
+                <w:b/>
+                <w:bCs/>
+              </w:rPr>
+              <w:t xml:space="preserve">9 funções</w:t>
+            </w:r>
+            <w:r>
+              <w:t xml:space="preserve">: o plano Hobby da Vercel aceita até 12 por deploy. Pacientes, solicitações e usuários têm uma função cada (</w:t>
+            </w:r>
+            <w:r>
+              <w:rPr>
+                <w:rFonts w:ascii="Consolas" w:cs="Consolas" w:eastAsia="Consolas" w:hAnsi="Consolas"/>
+                <w:color w:val="6A1BBF"/>
+                <w:sz w:val="18"/>
+                <w:szCs w:val="18"/>
+                <w:shd w:fill="F1ECFB" w:color="auto" w:val="clear"/>
+              </w:rPr>
+              <w:t xml:space="preserve">api/pacientes.js</w:t>
+            </w:r>
+            <w:r>
+              <w:t xml:space="preserve">, </w:t>
+            </w:r>
+            <w:r>
+              <w:rPr>
+                <w:rFonts w:ascii="Consolas" w:cs="Consolas" w:eastAsia="Consolas" w:hAnsi="Consolas"/>
+                <w:color w:val="6A1BBF"/>
+                <w:sz w:val="18"/>
+                <w:szCs w:val="18"/>
+                <w:shd w:fill="F1ECFB" w:color="auto" w:val="clear"/>
+              </w:rPr>
+              <w:t xml:space="preserve">api/solicitacoes.js</w:t>
+            </w:r>
+            <w:r>
+              <w:t xml:space="preserve">, </w:t>
+            </w:r>
+            <w:r>
+              <w:rPr>
+                <w:rFonts w:ascii="Consolas" w:cs="Consolas" w:eastAsia="Consolas" w:hAnsi="Consolas"/>
+                <w:color w:val="6A1BBF"/>
+                <w:sz w:val="18"/>
+                <w:szCs w:val="18"/>
+                <w:shd w:fill="F1ECFB" w:color="auto" w:val="clear"/>
+              </w:rPr>
+              <w:t xml:space="preserve">api/usuarios.js</w:t>
+            </w:r>
+            <w:r>
+              <w:t xml:space="preserve">). O </w:t>
+            </w:r>
+            <w:r>
+              <w:rPr>
+                <w:rFonts w:ascii="Consolas" w:cs="Consolas" w:eastAsia="Consolas" w:hAnsi="Consolas"/>
+                <w:color w:val="6A1BBF"/>
+                <w:sz w:val="18"/>
+                <w:szCs w:val="18"/>
+                <w:shd w:fill="F1ECFB" w:color="auto" w:val="clear"/>
+              </w:rPr>
+              <w:t xml:space="preserve">vercel.json</w:t>
+            </w:r>
+            <w:r>
+              <w:t xml:space="preserve"> reescreve </w:t>
+            </w:r>
+            <w:r>
+              <w:rPr>
+                <w:rFonts w:ascii="Consolas" w:cs="Consolas" w:eastAsia="Consolas" w:hAnsi="Consolas"/>
+                <w:color w:val="6A1BBF"/>
+                <w:sz w:val="18"/>
+                <w:szCs w:val="18"/>
+                <w:shd w:fill="F1ECFB" w:color="auto" w:val="clear"/>
+              </w:rPr>
+              <w:t xml:space="preserve">/api/pacientes/:id/liberar</w:t>
+            </w:r>
+            <w:r>
+              <w:t xml:space="preserve"> e afins para essa função, com </w:t>
+            </w:r>
+            <w:r>
+              <w:rPr>
+                <w:rFonts w:ascii="Consolas" w:cs="Consolas" w:eastAsia="Consolas" w:hAnsi="Consolas"/>
+                <w:color w:val="6A1BBF"/>
+                <w:sz w:val="18"/>
+                <w:szCs w:val="18"/>
+                <w:shd w:fill="F1ECFB" w:color="auto" w:val="clear"/>
+              </w:rPr>
+              <w:t xml:space="preserve">id</w:t>
+            </w:r>
+            <w:r>
+              <w:t xml:space="preserve"> e </w:t>
+            </w:r>
+            <w:r>
+              <w:rPr>
+                <w:rFonts w:ascii="Consolas" w:cs="Consolas" w:eastAsia="Consolas" w:hAnsi="Consolas"/>
+                <w:color w:val="6A1BBF"/>
+                <w:sz w:val="18"/>
+                <w:szCs w:val="18"/>
+                <w:shd w:fill="F1ECFB" w:color="auto" w:val="clear"/>
+              </w:rPr>
+              <w:t xml:space="preserve">op</w:t>
+            </w:r>
+            <w:r>
+              <w:t xml:space="preserve"> na query, e o código de cada rota fica em </w:t>
+            </w:r>
+            <w:r>
+              <w:rPr>
+                <w:color w:val="1C1FC8"/>
+              </w:rPr>
+              <w:t xml:space="preserve">lib/rotas/</w:t>
+            </w:r>
+            <w:r>
+              <w:t xml:space="preserve">. Rota nova: acrescente em </w:t>
+            </w:r>
+            <w:r>
+              <w:rPr>
+                <w:rFonts w:ascii="Consolas" w:cs="Consolas" w:eastAsia="Consolas" w:hAnsi="Consolas"/>
+                <w:color w:val="6A1BBF"/>
+                <w:sz w:val="18"/>
+                <w:szCs w:val="18"/>
+                <w:shd w:fill="F1ECFB" w:color="auto" w:val="clear"/>
+              </w:rPr>
+              <w:t xml:space="preserve">lib/rotas/</w:t>
+            </w:r>
+            <w:r>
+              <w:t xml:space="preserve"> e no despachante, não um arquivo novo em </w:t>
+            </w:r>
+            <w:r>
+              <w:rPr>
+                <w:rFonts w:ascii="Consolas" w:cs="Consolas" w:eastAsia="Consolas" w:hAnsi="Consolas"/>
+                <w:color w:val="6A1BBF"/>
+                <w:sz w:val="18"/>
+                <w:szCs w:val="18"/>
+                <w:shd w:fill="F1ECFB" w:color="auto" w:val="clear"/>
+              </w:rPr>
+              <w:t xml:space="preserve">api/</w:t>
+            </w:r>
           </w:p>
         </w:tc>
       </w:tr>
@@ -6703,7 +6839,7 @@
       <w:r>
         <w:drawing>
           <wp:inline distT="0" distB="0" distL="0" distR="0">
-            <wp:extent cx="5686425" cy="3752850"/>
+            <wp:extent cx="5905500" cy="3409950"/>
             <wp:effectExtent t="0" r="0" b="0" l="0"/>
             <wp:docPr id="16" name="" descr="" title=""/>
             <wp:cNvGraphicFramePr>
@@ -6728,7 +6864,7 @@
                   <pic:spPr bwMode="auto">
                     <a:xfrm>
                       <a:off x="0" y="0"/>
-                      <a:ext cx="5686425" cy="3752850"/>
+                      <a:ext cx="5905500" cy="3409950"/>
                     </a:xfrm>
                     <a:prstGeom prst="rect">
                       <a:avLst/>

--- a/docs/word/05 - Arquitetura.docx
+++ b/docs/word/05 - Arquitetura.docx
@@ -92,7 +92,7 @@
           <w:sz w:val="22"/>
           <w:szCs w:val="22"/>
         </w:rPr>
-        <w:t xml:space="preserve">Atualizado em 23 de outubro de 2026</w:t>
+        <w:t xml:space="preserve">Atualizado em 28 de outubro de 2026</w:t>
       </w:r>
     </w:p>
     <w:p>
@@ -118,11 +118,11 @@
       <w:pPr>
         <w:pStyle w:val="Heading1"/>
       </w:pPr>
-      <w:bookmarkStart w:name="_Toc48" w:id="48"/>
+      <w:bookmarkStart w:name="_Toc50" w:id="50"/>
       <w:r>
         <w:t xml:space="preserve">Sumário</w:t>
       </w:r>
-      <w:bookmarkEnd w:id="48"/>
+      <w:bookmarkEnd w:id="50"/>
     </w:p>
     <w:p>
       <w:r>
@@ -153,7 +153,7 @@
             <w:instrText xml:space="preserve">TOC \h \o "1-2"</w:instrText>
             <w:fldChar w:fldCharType="separate"/>
           </w:r>
-          <w:hyperlink w:history="1" w:anchor="_Toc48">
+          <w:hyperlink w:history="1" w:anchor="_Toc50">
             <w:r>
               <w:t xml:space="preserve">Sumário</w:t>
             </w:r>
@@ -162,7 +162,7 @@
             </w:r>
             <w:r>
               <w:fldChar w:fldCharType="begin" w:dirty="true"/>
-              <w:instrText xml:space="preserve">PAGEREF _Toc48 \h</w:instrText>
+              <w:instrText xml:space="preserve">PAGEREF _Toc50 \h</w:instrText>
               <w:fldChar w:fldCharType="separate"/>
               <w:fldChar w:fldCharType="end"/>
             </w:r>
@@ -175,55 +175,9 @@
               <w:tab w:val="right" w:pos="9638" w:leader="dot"/>
             </w:tabs>
           </w:pPr>
-          <w:hyperlink w:history="1" w:anchor="_Toc49">
+          <w:hyperlink w:history="1" w:anchor="_Toc51">
             <w:r>
               <w:t xml:space="preserve">Arquitetura</w:t>
-            </w:r>
-            <w:r>
-              <w:tab/>
-            </w:r>
-            <w:r>
-              <w:fldChar w:fldCharType="begin" w:dirty="true"/>
-              <w:instrText xml:space="preserve">PAGEREF _Toc49 \h</w:instrText>
-              <w:fldChar w:fldCharType="separate"/>
-              <w:fldChar w:fldCharType="end"/>
-            </w:r>
-          </w:hyperlink>
-        </w:p>
-        <w:p>
-          <w:pPr>
-            <w:pStyle w:val="TOC2"/>
-            <w:tabs>
-              <w:tab w:val="right" w:pos="9638" w:leader="dot"/>
-            </w:tabs>
-            <w:ind w:left="220"/>
-          </w:pPr>
-          <w:hyperlink w:history="1" w:anchor="_Toc50">
-            <w:r>
-              <w:t xml:space="preserve">Onde cada peça está</w:t>
-            </w:r>
-            <w:r>
-              <w:tab/>
-            </w:r>
-            <w:r>
-              <w:fldChar w:fldCharType="begin" w:dirty="true"/>
-              <w:instrText xml:space="preserve">PAGEREF _Toc50 \h</w:instrText>
-              <w:fldChar w:fldCharType="separate"/>
-              <w:fldChar w:fldCharType="end"/>
-            </w:r>
-          </w:hyperlink>
-        </w:p>
-        <w:p>
-          <w:pPr>
-            <w:pStyle w:val="TOC2"/>
-            <w:tabs>
-              <w:tab w:val="right" w:pos="9638" w:leader="dot"/>
-            </w:tabs>
-            <w:ind w:left="220"/>
-          </w:pPr>
-          <w:hyperlink w:history="1" w:anchor="_Toc51">
-            <w:r>
-              <w:t xml:space="preserve">Como as peças se ligam</w:t>
             </w:r>
             <w:r>
               <w:tab/>
@@ -246,7 +200,7 @@
           </w:pPr>
           <w:hyperlink w:history="1" w:anchor="_Toc52">
             <w:r>
-              <w:t xml:space="preserve">Rotas do painel (Vercel)</w:t>
+              <w:t xml:space="preserve">Onde cada peça está</w:t>
             </w:r>
             <w:r>
               <w:tab/>
@@ -269,7 +223,7 @@
           </w:pPr>
           <w:hyperlink w:history="1" w:anchor="_Toc53">
             <w:r>
-              <w:t xml:space="preserve">APIs do CNN usadas</w:t>
+              <w:t xml:space="preserve">Como as peças se ligam</w:t>
             </w:r>
             <w:r>
               <w:tab/>
@@ -292,7 +246,7 @@
           </w:pPr>
           <w:hyperlink w:history="1" w:anchor="_Toc54">
             <w:r>
-              <w:t xml:space="preserve">Caminho de cada requisição</w:t>
+              <w:t xml:space="preserve">Rotas do painel (Vercel)</w:t>
             </w:r>
             <w:r>
               <w:tab/>
@@ -315,7 +269,7 @@
           </w:pPr>
           <w:hyperlink w:history="1" w:anchor="_Toc55">
             <w:r>
-              <w:t xml:space="preserve">O painel no navegador</w:t>
+              <w:t xml:space="preserve">APIs do CNN usadas</w:t>
             </w:r>
             <w:r>
               <w:tab/>
@@ -338,7 +292,7 @@
           </w:pPr>
           <w:hyperlink w:history="1" w:anchor="_Toc56">
             <w:r>
-              <w:t xml:space="preserve">Tratamento de erro</w:t>
+              <w:t xml:space="preserve">Caminho de cada requisição</w:t>
             </w:r>
             <w:r>
               <w:tab/>
@@ -361,7 +315,7 @@
           </w:pPr>
           <w:hyperlink w:history="1" w:anchor="_Toc57">
             <w:r>
-              <w:t xml:space="preserve">Segurança por camada</w:t>
+              <w:t xml:space="preserve">O painel no navegador</w:t>
             </w:r>
             <w:r>
               <w:tab/>
@@ -384,7 +338,7 @@
           </w:pPr>
           <w:hyperlink w:history="1" w:anchor="_Toc58">
             <w:r>
-              <w:t xml:space="preserve">Configuração</w:t>
+              <w:t xml:space="preserve">Tratamento de erro</w:t>
             </w:r>
             <w:r>
               <w:tab/>
@@ -407,7 +361,7 @@
           </w:pPr>
           <w:hyperlink w:history="1" w:anchor="_Toc59">
             <w:r>
-              <w:t xml:space="preserve">Deploy</w:t>
+              <w:t xml:space="preserve">Segurança por camada</w:t>
             </w:r>
             <w:r>
               <w:tab/>
@@ -415,6 +369,52 @@
             <w:r>
               <w:fldChar w:fldCharType="begin" w:dirty="true"/>
               <w:instrText xml:space="preserve">PAGEREF _Toc59 \h</w:instrText>
+              <w:fldChar w:fldCharType="separate"/>
+              <w:fldChar w:fldCharType="end"/>
+            </w:r>
+          </w:hyperlink>
+        </w:p>
+        <w:p>
+          <w:pPr>
+            <w:pStyle w:val="TOC2"/>
+            <w:tabs>
+              <w:tab w:val="right" w:pos="9638" w:leader="dot"/>
+            </w:tabs>
+            <w:ind w:left="220"/>
+          </w:pPr>
+          <w:hyperlink w:history="1" w:anchor="_Toc60">
+            <w:r>
+              <w:t xml:space="preserve">Configuração</w:t>
+            </w:r>
+            <w:r>
+              <w:tab/>
+            </w:r>
+            <w:r>
+              <w:fldChar w:fldCharType="begin" w:dirty="true"/>
+              <w:instrText xml:space="preserve">PAGEREF _Toc60 \h</w:instrText>
+              <w:fldChar w:fldCharType="separate"/>
+              <w:fldChar w:fldCharType="end"/>
+            </w:r>
+          </w:hyperlink>
+        </w:p>
+        <w:p>
+          <w:pPr>
+            <w:pStyle w:val="TOC2"/>
+            <w:tabs>
+              <w:tab w:val="right" w:pos="9638" w:leader="dot"/>
+            </w:tabs>
+            <w:ind w:left="220"/>
+          </w:pPr>
+          <w:hyperlink w:history="1" w:anchor="_Toc61">
+            <w:r>
+              <w:t xml:space="preserve">Deploy</w:t>
+            </w:r>
+            <w:r>
+              <w:tab/>
+            </w:r>
+            <w:r>
+              <w:fldChar w:fldCharType="begin" w:dirty="true"/>
+              <w:instrText xml:space="preserve">PAGEREF _Toc61 \h</w:instrText>
               <w:fldChar w:fldCharType="separate"/>
               <w:fldChar w:fldCharType="end"/>
             </w:r>
@@ -432,11 +432,11 @@
         <w:pStyle w:val="Heading1"/>
         <w:pageBreakBefore/>
       </w:pPr>
-      <w:bookmarkStart w:name="_Toc49" w:id="49"/>
+      <w:bookmarkStart w:name="_Toc51" w:id="51"/>
       <w:r>
         <w:t xml:space="preserve">Arquitetura</w:t>
       </w:r>
-      <w:bookmarkEnd w:id="49"/>
+      <w:bookmarkEnd w:id="51"/>
     </w:p>
     <w:p>
       <w:pPr>
@@ -562,11 +562,74 @@
       <w:pPr>
         <w:pStyle w:val="Heading2"/>
       </w:pPr>
-      <w:bookmarkStart w:name="_Toc50" w:id="50"/>
+      <w:bookmarkStart w:name="_Toc52" w:id="52"/>
       <w:r>
         <w:t xml:space="preserve">Onde cada peça está</w:t>
       </w:r>
-      <w:bookmarkEnd w:id="50"/>
+      <w:bookmarkEnd w:id="52"/>
+    </w:p>
+    <w:p>
+      <w:pPr>
+        <w:spacing w:after="120"/>
+      </w:pPr>
+      <w:r>
+        <w:rPr>
+          <w:b/>
+          <w:bCs/>
+        </w:rPr>
+        <w:t xml:space="preserve">Unidades.</w:t>
+      </w:r>
+      <w:r>
+        <w:t xml:space="preserve"> Tudo abaixo vale para cada unidade (Salvador e Pouso Alegre): o navegador manda a unidade escolhida em </w:t>
+      </w:r>
+      <w:r>
+        <w:rPr>
+          <w:rFonts w:ascii="Consolas" w:cs="Consolas" w:eastAsia="Consolas" w:hAnsi="Consolas"/>
+          <w:color w:val="6A1BBF"/>
+          <w:sz w:val="18"/>
+          <w:szCs w:val="18"/>
+          <w:shd w:fill="F1ECFB" w:color="auto" w:val="clear"/>
+        </w:rPr>
+        <w:t xml:space="preserve">X-Unidade</w:t>
+      </w:r>
+      <w:r>
+        <w:t xml:space="preserve">, a Vercel confere se ela está na sessão e repassa </w:t>
+      </w:r>
+      <w:r>
+        <w:rPr>
+          <w:rFonts w:ascii="Consolas" w:cs="Consolas" w:eastAsia="Consolas" w:hAnsi="Consolas"/>
+          <w:color w:val="6A1BBF"/>
+          <w:sz w:val="18"/>
+          <w:szCs w:val="18"/>
+          <w:shd w:fill="F1ECFB" w:color="auto" w:val="clear"/>
+        </w:rPr>
+        <w:t xml:space="preserve">idUnidade</w:t>
+      </w:r>
+      <w:r>
+        <w:t xml:space="preserve"> e </w:t>
+      </w:r>
+      <w:r>
+        <w:rPr>
+          <w:rFonts w:ascii="Consolas" w:cs="Consolas" w:eastAsia="Consolas" w:hAnsi="Consolas"/>
+          <w:color w:val="6A1BBF"/>
+          <w:sz w:val="18"/>
+          <w:szCs w:val="18"/>
+          <w:shd w:fill="F1ECFB" w:color="auto" w:val="clear"/>
+        </w:rPr>
+        <w:t xml:space="preserve">codigoUnidade</w:t>
+      </w:r>
+      <w:r>
+        <w:t xml:space="preserve"> ao n8n, e o n8n filtra o SQL e escolhe o CID do CNN por ela. O bloqueio das 01:00 roda um subfluxo por unidade. Detalhes em </w:t>
+      </w:r>
+      <w:r>
+        <w:rPr>
+          <w:color w:val="1C1FC8"/>
+        </w:rPr>
+        <w:t xml:space="preserve">unidades.md</w:t>
+      </w:r>
+      <w:r>
+        <w:t xml:space="preserve">.</w:t>
+      </w:r>
     </w:p>
     <w:tbl>
       <w:tblPr>
@@ -1624,11 +1687,11 @@
       <w:pPr>
         <w:pStyle w:val="Heading2"/>
       </w:pPr>
-      <w:bookmarkStart w:name="_Toc51" w:id="51"/>
+      <w:bookmarkStart w:name="_Toc53" w:id="53"/>
       <w:r>
         <w:t xml:space="preserve">Como as peças se ligam</w:t>
       </w:r>
-      <w:bookmarkEnd w:id="51"/>
+      <w:bookmarkEnd w:id="53"/>
     </w:p>
     <w:p>
       <w:pPr>
@@ -1726,7 +1789,7 @@
       <w:r>
         <w:drawing>
           <wp:inline distT="0" distB="0" distL="0" distR="0">
-            <wp:extent cx="4391025" cy="3781425"/>
+            <wp:extent cx="5019675" cy="3781425"/>
             <wp:effectExtent t="0" r="0" b="0" l="0"/>
             <wp:docPr id="12" name="" descr="" title=""/>
             <wp:cNvGraphicFramePr>
@@ -1751,7 +1814,7 @@
                   <pic:spPr bwMode="auto">
                     <a:xfrm>
                       <a:off x="0" y="0"/>
-                      <a:ext cx="4391025" cy="3781425"/>
+                      <a:ext cx="5019675" cy="3781425"/>
                     </a:xfrm>
                     <a:prstGeom prst="rect">
                       <a:avLst/>
@@ -2046,11 +2109,11 @@
       <w:pPr>
         <w:pStyle w:val="Heading2"/>
       </w:pPr>
-      <w:bookmarkStart w:name="_Toc52" w:id="52"/>
+      <w:bookmarkStart w:name="_Toc54" w:id="54"/>
       <w:r>
         <w:t xml:space="preserve">Rotas do painel (Vercel)</w:t>
       </w:r>
-      <w:bookmarkEnd w:id="52"/>
+      <w:bookmarkEnd w:id="54"/>
     </w:p>
     <w:tbl>
       <w:tblPr>
@@ -4149,11 +4212,11 @@
       <w:pPr>
         <w:pStyle w:val="Heading2"/>
       </w:pPr>
-      <w:bookmarkStart w:name="_Toc53" w:id="53"/>
+      <w:bookmarkStart w:name="_Toc55" w:id="55"/>
       <w:r>
         <w:t xml:space="preserve">APIs do CNN usadas</w:t>
       </w:r>
-      <w:bookmarkEnd w:id="53"/>
+      <w:bookmarkEnd w:id="55"/>
     </w:p>
     <w:tbl>
       <w:tblPr>
@@ -4891,11 +4954,11 @@
       <w:pPr>
         <w:pStyle w:val="Heading2"/>
       </w:pPr>
-      <w:bookmarkStart w:name="_Toc54" w:id="54"/>
+      <w:bookmarkStart w:name="_Toc56" w:id="56"/>
       <w:r>
         <w:t xml:space="preserve">Caminho de cada requisição</w:t>
       </w:r>
-      <w:bookmarkEnd w:id="54"/>
+      <w:bookmarkEnd w:id="56"/>
     </w:p>
     <w:p>
       <w:pPr>
@@ -5145,11 +5208,11 @@
       <w:pPr>
         <w:pStyle w:val="Heading2"/>
       </w:pPr>
-      <w:bookmarkStart w:name="_Toc55" w:id="55"/>
+      <w:bookmarkStart w:name="_Toc57" w:id="57"/>
       <w:r>
         <w:t xml:space="preserve">O painel no navegador</w:t>
       </w:r>
-      <w:bookmarkEnd w:id="55"/>
+      <w:bookmarkEnd w:id="57"/>
     </w:p>
     <w:p>
       <w:pPr>
@@ -5249,11 +5312,11 @@
       <w:pPr>
         <w:pStyle w:val="Heading2"/>
       </w:pPr>
-      <w:bookmarkStart w:name="_Toc56" w:id="56"/>
+      <w:bookmarkStart w:name="_Toc58" w:id="58"/>
       <w:r>
         <w:t xml:space="preserve">Tratamento de erro</w:t>
       </w:r>
-      <w:bookmarkEnd w:id="56"/>
+      <w:bookmarkEnd w:id="58"/>
     </w:p>
     <w:p>
       <w:pPr>
@@ -5438,11 +5501,11 @@
       <w:pPr>
         <w:pStyle w:val="Heading2"/>
       </w:pPr>
-      <w:bookmarkStart w:name="_Toc57" w:id="57"/>
+      <w:bookmarkStart w:name="_Toc59" w:id="59"/>
       <w:r>
         <w:t xml:space="preserve">Segurança por camada</w:t>
       </w:r>
-      <w:bookmarkEnd w:id="57"/>
+      <w:bookmarkEnd w:id="59"/>
     </w:p>
     <w:p>
       <w:pPr>
@@ -5687,7 +5750,20 @@
               <w:t xml:space="preserve">SESSION_SECRET</w:t>
             </w:r>
             <w:r>
-              <w:t xml:space="preserve"> (HMAC-SHA256); perfil conferido em cada rota; escritas revalidam o usuário no banco (ativo, perfil, </w:t>
+              <w:t xml:space="preserve"> (HMAC-SHA256), com as unidades da pessoa; perfil e unidade (</w:t>
+            </w:r>
+            <w:r>
+              <w:rPr>
+                <w:rFonts w:ascii="Consolas" w:cs="Consolas" w:eastAsia="Consolas" w:hAnsi="Consolas"/>
+                <w:color w:val="6A1BBF"/>
+                <w:sz w:val="18"/>
+                <w:szCs w:val="18"/>
+                <w:shd w:fill="F1ECFB" w:color="auto" w:val="clear"/>
+              </w:rPr>
+              <w:t xml:space="preserve">X-Unidade</w:t>
+            </w:r>
+            <w:r>
+              <w:t xml:space="preserve">) conferidos em cada rota; escritas revalidam o usuário no banco (ativo, perfil, </w:t>
             </w:r>
             <w:r>
               <w:rPr>
@@ -5953,6 +6029,19 @@
               </w:rPr>
               <w:t xml:space="preserve">clinicaNasNuvens-cid</w:t>
             </w:r>
+            <w:r>
+              <w:t xml:space="preserve"> da unidade, lido de </w:t>
+            </w:r>
+            <w:r>
+              <w:rPr>
+                <w:rFonts w:ascii="Consolas" w:cs="Consolas" w:eastAsia="Consolas" w:hAnsi="Consolas"/>
+                <w:color w:val="6A1BBF"/>
+                <w:sz w:val="18"/>
+                <w:szCs w:val="18"/>
+                <w:shd w:fill="F1ECFB" w:color="auto" w:val="clear"/>
+              </w:rPr>
+              <w:t xml:space="preserve">$vars['CNN_CID_' + código]</w:t>
+            </w:r>
           </w:p>
         </w:tc>
         <w:tc>
@@ -5971,20 +6060,20 @@
               <w:spacing w:after="40" w:before="40"/>
             </w:pPr>
             <w:r>
-              <w:t xml:space="preserve">O </w:t>
-            </w:r>
-            <w:r>
-              <w:rPr>
-                <w:rFonts w:ascii="Consolas" w:cs="Consolas" w:eastAsia="Consolas" w:hAnsi="Consolas"/>
-                <w:color w:val="6A1BBF"/>
-                <w:sz w:val="18"/>
-                <w:szCs w:val="18"/>
-                <w:shd w:fill="F1ECFB" w:color="auto" w:val="clear"/>
-              </w:rPr>
-              <w:t xml:space="preserve">clinicaNasNuvens-cid</w:t>
-            </w:r>
-            <w:r>
-              <w:t xml:space="preserve"> está escrito nos nós e, por isso, nos JSON do repositório. Repositório interno</w:t>
+              <w:t xml:space="preserve">O CID fica nas Variables do n8n (ou no ambiente do servidor), não nos fluxos. O </w:t>
+            </w:r>
+            <w:r>
+              <w:rPr>
+                <w:rFonts w:ascii="Consolas" w:cs="Consolas" w:eastAsia="Consolas" w:hAnsi="Consolas"/>
+                <w:color w:val="6A1BBF"/>
+                <w:sz w:val="18"/>
+                <w:szCs w:val="18"/>
+                <w:shd w:fill="F1ECFB" w:color="auto" w:val="clear"/>
+              </w:rPr>
+              <w:t xml:space="preserve">npm run check</w:t>
+            </w:r>
+            <w:r>
+              <w:t xml:space="preserve"> recusa CID escrito no nó</w:t>
             </w:r>
           </w:p>
         </w:tc>
@@ -6037,7 +6126,20 @@
                 <w:szCs w:val="18"/>
                 <w:shd w:fill="F1ECFB" w:color="auto" w:val="clear"/>
               </w:rPr>
-              <w:t xml:space="preserve">TST Araguari</w:t>
+              <w:t xml:space="preserve">TST Araguari - Integracao</w:t>
+            </w:r>
+            <w:r>
+              <w:t xml:space="preserve">. Todo SQL filtra </w:t>
+            </w:r>
+            <w:r>
+              <w:rPr>
+                <w:rFonts w:ascii="Consolas" w:cs="Consolas" w:eastAsia="Consolas" w:hAnsi="Consolas"/>
+                <w:color w:val="6A1BBF"/>
+                <w:sz w:val="18"/>
+                <w:szCs w:val="18"/>
+                <w:shd w:fill="F1ECFB" w:color="auto" w:val="clear"/>
+              </w:rPr>
+              <w:t xml:space="preserve">IdUnidade = @unidade</w:t>
             </w:r>
             <w:r>
               <w:t xml:space="preserve">. SQL montado por texto com </w:t>
@@ -6240,11 +6342,11 @@
       <w:pPr>
         <w:pStyle w:val="Heading2"/>
       </w:pPr>
-      <w:bookmarkStart w:name="_Toc58" w:id="58"/>
+      <w:bookmarkStart w:name="_Toc60" w:id="60"/>
       <w:r>
         <w:t xml:space="preserve">Configuração</w:t>
       </w:r>
-      <w:bookmarkEnd w:id="58"/>
+      <w:bookmarkEnd w:id="60"/>
     </w:p>
     <w:tbl>
       <w:tblPr>
@@ -6790,10 +6892,88 @@
                 <w:szCs w:val="18"/>
                 <w:shd w:fill="F1ECFB" w:color="auto" w:val="clear"/>
               </w:rPr>
-              <w:t xml:space="preserve">TST Araguari</w:t>
+              <w:t xml:space="preserve">TST Araguari - Integracao</w:t>
             </w:r>
             <w:r>
               <w:t xml:space="preserve">, Header Auth do painel</w:t>
+            </w:r>
+          </w:p>
+        </w:tc>
+      </w:tr>
+      <w:tr>
+        <w:trPr>
+          <w:cantSplit/>
+        </w:trPr>
+        <w:tc>
+          <w:tcPr>
+            <w:tcW w:type="dxa" w:w="3645"/>
+            <w:tcMar>
+              <w:top w:type="dxa" w:w="60"/>
+              <w:left w:type="dxa" w:w="100"/>
+              <w:bottom w:type="dxa" w:w="60"/>
+              <w:right w:type="dxa" w:w="100"/>
+            </w:tcMar>
+          </w:tcPr>
+          <w:p>
+            <w:pPr>
+              <w:spacing w:after="40" w:before="40"/>
+            </w:pPr>
+            <w:r>
+              <w:t xml:space="preserve">Unidades</w:t>
+            </w:r>
+          </w:p>
+        </w:tc>
+        <w:tc>
+          <w:tcPr>
+            <w:tcW w:type="dxa" w:w="5993"/>
+            <w:tcMar>
+              <w:top w:type="dxa" w:w="60"/>
+              <w:left w:type="dxa" w:w="100"/>
+              <w:bottom w:type="dxa" w:w="60"/>
+              <w:right w:type="dxa" w:w="100"/>
+            </w:tcMar>
+          </w:tcPr>
+          <w:p>
+            <w:pPr>
+              <w:spacing w:after="40" w:before="40"/>
+            </w:pPr>
+            <w:r>
+              <w:t xml:space="preserve">Tabela </w:t>
+            </w:r>
+            <w:r>
+              <w:rPr>
+                <w:rFonts w:ascii="Consolas" w:cs="Consolas" w:eastAsia="Consolas" w:hAnsi="Consolas"/>
+                <w:color w:val="6A1BBF"/>
+                <w:sz w:val="18"/>
+                <w:szCs w:val="18"/>
+                <w:shd w:fill="F1ECFB" w:color="auto" w:val="clear"/>
+              </w:rPr>
+              <w:t xml:space="preserve">dbo.CtlCnnUnidade</w:t>
+            </w:r>
+            <w:r>
+              <w:t xml:space="preserve">; CID de cada uma nas Variables do n8n, </w:t>
+            </w:r>
+            <w:r>
+              <w:rPr>
+                <w:rFonts w:ascii="Consolas" w:cs="Consolas" w:eastAsia="Consolas" w:hAnsi="Consolas"/>
+                <w:color w:val="6A1BBF"/>
+                <w:sz w:val="18"/>
+                <w:szCs w:val="18"/>
+                <w:shd w:fill="F1ECFB" w:color="auto" w:val="clear"/>
+              </w:rPr>
+              <w:t xml:space="preserve">CNN_CID_&lt;código&gt;</w:t>
+            </w:r>
+            <w:r>
+              <w:t xml:space="preserve"> (</w:t>
+            </w:r>
+            <w:r>
+              <w:rPr>
+                <w:color w:val="1C1FC8"/>
+              </w:rPr>
+              <w:t xml:space="preserve">unidades.md</w:t>
+            </w:r>
+            <w:r>
+              <w:t xml:space="preserve">)</w:t>
             </w:r>
           </w:p>
         </w:tc>
@@ -6825,11 +7005,11 @@
       <w:pPr>
         <w:pStyle w:val="Heading2"/>
       </w:pPr>
-      <w:bookmarkStart w:name="_Toc59" w:id="59"/>
+      <w:bookmarkStart w:name="_Toc61" w:id="61"/>
       <w:r>
         <w:t xml:space="preserve">Deploy</w:t>
       </w:r>
-      <w:bookmarkEnd w:id="59"/>
+      <w:bookmarkEnd w:id="61"/>
     </w:p>
     <w:p>
       <w:pPr>
